--- a/attacks and encryption/attacks.docx
+++ b/attacks and encryption/attacks.docx
@@ -343,7 +343,21 @@
         <w:rPr>
           <w:rtl/>
         </w:rPr>
-        <w:t>۱۲. Intent، Deep Link و IPC Attacks</w:t>
+        <w:t>۱</w:t>
+      </w:r>
+      <w:r>
+        <w:rPr>
+          <w:rFonts w:hint="cs"/>
+          <w:rtl/>
+          <w:lang w:bidi="fa-IR"/>
+        </w:rPr>
+        <w:t>2</w:t>
+      </w:r>
+      <w:r>
+        <w:rPr>
+          <w:rtl/>
+        </w:rPr>
+        <w:t>. Content Provider Attacks</w:t>
       </w:r>
     </w:p>
     <w:p>
@@ -359,7 +373,20 @@
         <w:rPr>
           <w:rtl/>
         </w:rPr>
-        <w:t>۱۳. Content Provider Attacks</w:t>
+        <w:t>۱</w:t>
+      </w:r>
+      <w:r>
+        <w:rPr>
+          <w:rFonts w:hint="cs"/>
+          <w:rtl/>
+        </w:rPr>
+        <w:t>3</w:t>
+      </w:r>
+      <w:r>
+        <w:rPr>
+          <w:rtl/>
+        </w:rPr>
+        <w:t>. Insecure Data Storage و Hardcoded Secrets</w:t>
       </w:r>
     </w:p>
     <w:p>
@@ -375,7 +402,20 @@
         <w:rPr>
           <w:rtl/>
         </w:rPr>
-        <w:t>۱۴. Insecure Data Storage و Hardcoded Secrets</w:t>
+        <w:t>۱</w:t>
+      </w:r>
+      <w:r>
+        <w:rPr>
+          <w:rFonts w:hint="cs"/>
+          <w:rtl/>
+        </w:rPr>
+        <w:t>4</w:t>
+      </w:r>
+      <w:r>
+        <w:rPr>
+          <w:rtl/>
+        </w:rPr>
+        <w:t>. Reverse Engineering، Hooking و Repackaging</w:t>
       </w:r>
     </w:p>
     <w:p>
@@ -391,7 +431,20 @@
         <w:rPr>
           <w:rtl/>
         </w:rPr>
-        <w:t>۱۵. Reverse Engineering، Hooking و Repackaging</w:t>
+        <w:t>۱</w:t>
+      </w:r>
+      <w:r>
+        <w:rPr>
+          <w:rFonts w:hint="cs"/>
+          <w:rtl/>
+        </w:rPr>
+        <w:t>5</w:t>
+      </w:r>
+      <w:r>
+        <w:rPr>
+          <w:rtl/>
+        </w:rPr>
+        <w:t>. Denial of Service و Resource Consumption</w:t>
       </w:r>
     </w:p>
     <w:p>
@@ -407,7 +460,20 @@
         <w:rPr>
           <w:rtl/>
         </w:rPr>
-        <w:t>۱۶. SSL Pinning Bypass و Root Detection Bypass</w:t>
+        <w:t>۱</w:t>
+      </w:r>
+      <w:r>
+        <w:rPr>
+          <w:rFonts w:hint="cs"/>
+          <w:rtl/>
+        </w:rPr>
+        <w:t>6</w:t>
+      </w:r>
+      <w:r>
+        <w:rPr>
+          <w:rtl/>
+        </w:rPr>
+        <w:t>. جدول جمع‌بندی و اولویت یادگیری</w:t>
       </w:r>
     </w:p>
     <w:p>
@@ -423,7 +489,20 @@
         <w:rPr>
           <w:rtl/>
         </w:rPr>
-        <w:t>۱۷. Denial of Service و Resource Consumption</w:t>
+        <w:t>۱</w:t>
+      </w:r>
+      <w:r>
+        <w:rPr>
+          <w:rFonts w:hint="cs"/>
+          <w:rtl/>
+        </w:rPr>
+        <w:t>7</w:t>
+      </w:r>
+      <w:r>
+        <w:rPr>
+          <w:rtl/>
+        </w:rPr>
+        <w:t>. نمونه‌های قابل نمایش در DIVA</w:t>
       </w:r>
     </w:p>
     <w:p>
@@ -437,41 +516,16 @@
       </w:pPr>
       <w:r>
         <w:rPr>
-          <w:rtl/>
-        </w:rPr>
-        <w:t>۱۸. جدول جمع‌بندی و اولویت یادگیری</w:t>
-      </w:r>
-    </w:p>
-    <w:p>
-      <w:pPr>
-        <w:pStyle w:val="ListBullet"/>
-        <w:numPr>
-          <w:ilvl w:val="0"/>
-          <w:numId w:val="0"/>
-        </w:numPr>
-        <w:jc w:val="left"/>
-      </w:pPr>
-      <w:r>
-        <w:rPr>
-          <w:rtl/>
-        </w:rPr>
-        <w:t>۱۹. نمونه‌های قابل نمایش در DIVA</w:t>
-      </w:r>
-    </w:p>
-    <w:p>
-      <w:pPr>
-        <w:pStyle w:val="ListBullet"/>
-        <w:numPr>
-          <w:ilvl w:val="0"/>
-          <w:numId w:val="0"/>
-        </w:numPr>
-        <w:jc w:val="left"/>
-      </w:pPr>
-      <w:r>
-        <w:rPr>
-          <w:rtl/>
-        </w:rPr>
-        <w:t>۲۰. قالب تحلیل و گزارش هر حمله</w:t>
+          <w:rFonts w:hint="cs"/>
+          <w:rtl/>
+        </w:rPr>
+        <w:t>18</w:t>
+      </w:r>
+      <w:r>
+        <w:rPr>
+          <w:rtl/>
+        </w:rPr>
+        <w:t>. قالب تحلیل و گزارش هر حمله</w:t>
       </w:r>
     </w:p>
     <w:p>
@@ -566,7 +620,7 @@
         </w:trPr>
         <w:tc>
           <w:tcPr>
-            <w:tcW w:w="5184" w:type="dxa"/>
+            <w:tcW w:w="5179" w:type="dxa"/>
             <w:shd w:val="clear" w:color="auto" w:fill="1F4E78"/>
             <w:vAlign w:val="center"/>
           </w:tcPr>
@@ -586,7 +640,7 @@
         </w:tc>
         <w:tc>
           <w:tcPr>
-            <w:tcW w:w="5184" w:type="dxa"/>
+            <w:tcW w:w="5179" w:type="dxa"/>
             <w:shd w:val="clear" w:color="auto" w:fill="1F4E78"/>
             <w:vAlign w:val="center"/>
           </w:tcPr>
@@ -611,7 +665,7 @@
         </w:trPr>
         <w:tc>
           <w:tcPr>
-            <w:tcW w:w="5184" w:type="dxa"/>
+            <w:tcW w:w="5179" w:type="dxa"/>
             <w:vAlign w:val="center"/>
           </w:tcPr>
           <w:p>
@@ -622,16 +676,13 @@
               <w:t>OWASP MASVS</w:t>
             </w:r>
             <w:r>
-              <w:t xml:space="preserve">: </w:t>
-            </w:r>
-            <w:r>
-              <w:t>Mobile Application Security Verification Standard</w:t>
+              <w:t>: Mobile Application Security Verification Standard</w:t>
             </w:r>
           </w:p>
         </w:tc>
         <w:tc>
           <w:tcPr>
-            <w:tcW w:w="5184" w:type="dxa"/>
+            <w:tcW w:w="5179" w:type="dxa"/>
             <w:vAlign w:val="center"/>
           </w:tcPr>
           <w:p>
@@ -653,7 +704,7 @@
         </w:trPr>
         <w:tc>
           <w:tcPr>
-            <w:tcW w:w="5184" w:type="dxa"/>
+            <w:tcW w:w="5179" w:type="dxa"/>
             <w:vAlign w:val="center"/>
           </w:tcPr>
           <w:p>
@@ -667,7 +718,7 @@
         </w:tc>
         <w:tc>
           <w:tcPr>
-            <w:tcW w:w="5184" w:type="dxa"/>
+            <w:tcW w:w="5179" w:type="dxa"/>
             <w:vAlign w:val="center"/>
           </w:tcPr>
           <w:p>
@@ -689,7 +740,7 @@
         </w:trPr>
         <w:tc>
           <w:tcPr>
-            <w:tcW w:w="5184" w:type="dxa"/>
+            <w:tcW w:w="5179" w:type="dxa"/>
             <w:vAlign w:val="center"/>
           </w:tcPr>
           <w:p>
@@ -703,7 +754,7 @@
         </w:tc>
         <w:tc>
           <w:tcPr>
-            <w:tcW w:w="5184" w:type="dxa"/>
+            <w:tcW w:w="5179" w:type="dxa"/>
             <w:vAlign w:val="center"/>
           </w:tcPr>
           <w:p>
@@ -725,7 +776,7 @@
         </w:trPr>
         <w:tc>
           <w:tcPr>
-            <w:tcW w:w="5184" w:type="dxa"/>
+            <w:tcW w:w="5179" w:type="dxa"/>
             <w:vAlign w:val="center"/>
           </w:tcPr>
           <w:p>
@@ -739,7 +790,7 @@
         </w:tc>
         <w:tc>
           <w:tcPr>
-            <w:tcW w:w="5184" w:type="dxa"/>
+            <w:tcW w:w="5179" w:type="dxa"/>
             <w:vAlign w:val="center"/>
           </w:tcPr>
           <w:p>
@@ -761,7 +812,7 @@
         </w:trPr>
         <w:tc>
           <w:tcPr>
-            <w:tcW w:w="5184" w:type="dxa"/>
+            <w:tcW w:w="5179" w:type="dxa"/>
             <w:vAlign w:val="center"/>
           </w:tcPr>
           <w:p>
@@ -775,7 +826,7 @@
         </w:tc>
         <w:tc>
           <w:tcPr>
-            <w:tcW w:w="5184" w:type="dxa"/>
+            <w:tcW w:w="5179" w:type="dxa"/>
             <w:vAlign w:val="center"/>
           </w:tcPr>
           <w:p>
@@ -797,48 +848,53 @@
         <w:jc w:val="left"/>
       </w:pPr>
     </w:p>
-    <w:tbl>
-      <w:tblPr>
-        <w:bidiVisual/>
-        <w:tblW w:w="0" w:type="auto"/>
-        <w:jc w:val="right"/>
-        <w:tblLook w:val="04A0" w:firstRow="1" w:lastRow="0" w:firstColumn="1" w:lastColumn="0" w:noHBand="0" w:noVBand="1"/>
-      </w:tblPr>
-      <w:tblGrid>
-        <w:gridCol w:w="10368"/>
-      </w:tblGrid>
-      <w:tr>
-        <w:trPr>
-          <w:jc w:val="right"/>
-        </w:trPr>
-        <w:tc>
-          <w:tcPr>
-            <w:tcW w:w="10368" w:type="dxa"/>
-            <w:shd w:val="clear" w:color="auto" w:fill="EAF2F8"/>
-            <w:vAlign w:val="center"/>
-          </w:tcPr>
-          <w:p>
-            <w:pPr>
-              <w:jc w:val="left"/>
-            </w:pPr>
-            <w:r>
-              <w:rPr>
-                <w:b/>
-                <w:color w:val="17365D"/>
-                <w:rtl/>
-              </w:rPr>
-              <w:t xml:space="preserve">نکته کلیدی: </w:t>
-            </w:r>
-            <w:r>
-              <w:rPr>
-                <w:rtl/>
-              </w:rPr>
-              <w:t>اپلیکیشن موبایل تنها فایل APK نیست. امنیت نهایی حاصل تعامل APK، سیستم‌عامل، شبکه، API، Backend، سرویس‌های ثالث و فرایند انتشار است.</w:t>
-            </w:r>
-          </w:p>
-        </w:tc>
-      </w:tr>
-    </w:tbl>
+    <w:p>
+      <w:pPr>
+        <w:jc w:val="left"/>
+      </w:pPr>
+      <w:r>
+        <w:rPr>
+          <w:rtl/>
+        </w:rPr>
+        <w:t xml:space="preserve">نکته کلیدی: اپلیکیشن موبایل تنها فایل </w:t>
+      </w:r>
+      <w:r>
+        <w:t>APK</w:t>
+      </w:r>
+      <w:r>
+        <w:rPr>
+          <w:rtl/>
+        </w:rPr>
+        <w:t xml:space="preserve"> نیست. امنیت نهایی حاصل تعامل </w:t>
+      </w:r>
+      <w:r>
+        <w:t>APK</w:t>
+      </w:r>
+      <w:r>
+        <w:rPr>
+          <w:rtl/>
+        </w:rPr>
+        <w:t xml:space="preserve">، سیستم‌عامل، شبکه، </w:t>
+      </w:r>
+      <w:r>
+        <w:t>API</w:t>
+      </w:r>
+      <w:r>
+        <w:rPr>
+          <w:rtl/>
+        </w:rPr>
+        <w:t xml:space="preserve">، </w:t>
+      </w:r>
+      <w:r>
+        <w:t>Backend</w:t>
+      </w:r>
+      <w:r>
+        <w:rPr>
+          <w:rtl/>
+        </w:rPr>
+        <w:t>، سرویس‌های ثالث و فرایند انتشار است.</w:t>
+      </w:r>
+    </w:p>
     <w:p>
       <w:pPr>
         <w:jc w:val="left"/>
@@ -2318,6 +2374,23 @@
     </w:p>
     <w:p>
       <w:pPr>
+        <w:pStyle w:val="Heading2"/>
+        <w:jc w:val="left"/>
+        <w:rPr>
+          <w:rFonts w:cs="B Nazanin"/>
+        </w:rPr>
+      </w:pPr>
+      <w:r>
+        <w:rPr>
+          <w:rFonts w:cs="B Nazanin"/>
+          <w:color w:val="1F4E78"/>
+          <w:rtl/>
+        </w:rPr>
+        <w:t>۴-۶. نشانه‌ها و روش شناسایی</w:t>
+      </w:r>
+    </w:p>
+    <w:p>
+      <w:pPr>
         <w:pStyle w:val="ListBullet"/>
         <w:numPr>
           <w:ilvl w:val="0"/>
@@ -2329,24 +2402,7 @@
         <w:rPr>
           <w:rtl/>
         </w:rPr>
-        <w:t>در برخی Backendها حرکت جانبی یا اجرای دستورات وابسته به DBMS</w:t>
-      </w:r>
-    </w:p>
-    <w:p>
-      <w:pPr>
-        <w:pStyle w:val="Heading2"/>
-        <w:jc w:val="left"/>
-        <w:rPr>
-          <w:rFonts w:cs="B Nazanin"/>
-        </w:rPr>
-      </w:pPr>
-      <w:r>
-        <w:rPr>
-          <w:rFonts w:cs="B Nazanin"/>
-          <w:color w:val="1F4E78"/>
-          <w:rtl/>
-        </w:rPr>
-        <w:t>۴-۶. نشانه‌ها و روش شناسایی</w:t>
+        <w:t>جست‌وجوی rawQuery، execSQL و رشته‌های SELECT/WHERE</w:t>
       </w:r>
     </w:p>
     <w:p>
@@ -2362,7 +2418,7 @@
         <w:rPr>
           <w:rtl/>
         </w:rPr>
-        <w:t>جست‌وجوی rawQuery، execSQL و رشته‌های SELECT/WHERE</w:t>
+        <w:t>ردیابی Source تا Sink</w:t>
       </w:r>
     </w:p>
     <w:p>
@@ -2378,7 +2434,7 @@
         <w:rPr>
           <w:rtl/>
         </w:rPr>
-        <w:t>ردیابی Source تا Sink</w:t>
+        <w:t>خطاهای SQL قابل مشاهده</w:t>
       </w:r>
     </w:p>
     <w:p>
@@ -2394,7 +2450,7 @@
         <w:rPr>
           <w:rtl/>
         </w:rPr>
-        <w:t>خطاهای SQL قابل مشاهده</w:t>
+        <w:t>تفاوت پاسخ با کاراکترهای کنترلی</w:t>
       </w:r>
     </w:p>
     <w:p>
@@ -2410,7 +2466,24 @@
         <w:rPr>
           <w:rtl/>
         </w:rPr>
-        <w:t>تفاوت پاسخ با کاراکترهای کنترلی</w:t>
+        <w:t>آزمون‌های SAST/DAST و بررسی دستی</w:t>
+      </w:r>
+    </w:p>
+    <w:p>
+      <w:pPr>
+        <w:pStyle w:val="Heading2"/>
+        <w:jc w:val="left"/>
+        <w:rPr>
+          <w:rFonts w:cs="B Nazanin"/>
+        </w:rPr>
+      </w:pPr>
+      <w:r>
+        <w:rPr>
+          <w:rFonts w:cs="B Nazanin"/>
+          <w:color w:val="1F4E78"/>
+          <w:rtl/>
+        </w:rPr>
+        <w:t>۴-۷. راهکارهای پیشگیری و اصلاح</w:t>
       </w:r>
     </w:p>
     <w:p>
@@ -2426,24 +2499,7 @@
         <w:rPr>
           <w:rtl/>
         </w:rPr>
-        <w:t>آزمون‌های SAST/DAST و بررسی دستی</w:t>
-      </w:r>
-    </w:p>
-    <w:p>
-      <w:pPr>
-        <w:pStyle w:val="Heading2"/>
-        <w:jc w:val="left"/>
-        <w:rPr>
-          <w:rFonts w:cs="B Nazanin"/>
-        </w:rPr>
-      </w:pPr>
-      <w:r>
-        <w:rPr>
-          <w:rFonts w:cs="B Nazanin"/>
-          <w:color w:val="1F4E78"/>
-          <w:rtl/>
-        </w:rPr>
-        <w:t>۴-۷. راهکارهای پیشگیری و اصلاح</w:t>
+        <w:t>Prepared Statement و Parameterized Query</w:t>
       </w:r>
     </w:p>
     <w:p>
@@ -2459,7 +2515,7 @@
         <w:rPr>
           <w:rtl/>
         </w:rPr>
-        <w:t>Prepared Statement و Parameterized Query</w:t>
+        <w:t>استفاده از selectionArgs در Android</w:t>
       </w:r>
     </w:p>
     <w:p>
@@ -2475,7 +2531,7 @@
         <w:rPr>
           <w:rtl/>
         </w:rPr>
-        <w:t>استفاده از selectionArgs در Android</w:t>
+        <w:t>اعتبارسنجی ساختاری ورودی</w:t>
       </w:r>
     </w:p>
     <w:p>
@@ -2491,56 +2547,24 @@
         <w:rPr>
           <w:rtl/>
         </w:rPr>
-        <w:t>اعتبارسنجی ساختاری ورودی</w:t>
-      </w:r>
-    </w:p>
-    <w:p>
-      <w:pPr>
-        <w:pStyle w:val="ListBullet"/>
-        <w:numPr>
-          <w:ilvl w:val="0"/>
-          <w:numId w:val="0"/>
-        </w:numPr>
-        <w:jc w:val="left"/>
-      </w:pPr>
-      <w:r>
-        <w:rPr>
-          <w:rtl/>
-        </w:rPr>
-        <w:t>اصل کمترین سطح دسترسی DB</w:t>
-      </w:r>
-    </w:p>
-    <w:p>
-      <w:pPr>
-        <w:pStyle w:val="ListBullet"/>
-        <w:numPr>
-          <w:ilvl w:val="0"/>
-          <w:numId w:val="0"/>
-        </w:numPr>
-        <w:jc w:val="left"/>
-      </w:pPr>
-      <w:r>
-        <w:rPr>
+        <w:t>عدم نمایش خطاهای داخلی پایگاه داده</w:t>
+      </w:r>
+    </w:p>
+    <w:p>
+      <w:pPr>
+        <w:pStyle w:val="Heading2"/>
+        <w:jc w:val="left"/>
+        <w:rPr>
+          <w:rFonts w:cs="B Nazanin"/>
+        </w:rPr>
+      </w:pPr>
+      <w:r>
+        <w:rPr>
+          <w:rFonts w:cs="B Nazanin"/>
+          <w:color w:val="1F4E78"/>
           <w:rtl/>
         </w:rPr>
         <w:lastRenderedPageBreak/>
-        <w:t>عدم نمایش خطاهای داخلی پایگاه داده</w:t>
-      </w:r>
-    </w:p>
-    <w:p>
-      <w:pPr>
-        <w:pStyle w:val="Heading2"/>
-        <w:jc w:val="left"/>
-        <w:rPr>
-          <w:rFonts w:cs="B Nazanin"/>
-        </w:rPr>
-      </w:pPr>
-      <w:r>
-        <w:rPr>
-          <w:rFonts w:cs="B Nazanin"/>
-          <w:color w:val="1F4E78"/>
-          <w:rtl/>
-        </w:rPr>
         <w:t>۴-۸. نگاشت OWASP و وضعیت در DIVA</w:t>
       </w:r>
     </w:p>
@@ -2791,7 +2815,6 @@
         <w:rPr>
           <w:rFonts w:cs="B Nazanin"/>
           <w:color w:val="17365D"/>
-          <w:highlight w:val="yellow"/>
           <w:rtl/>
         </w:rPr>
         <w:t>IDOR و BOLA</w:t>
@@ -2823,7 +2846,19 @@
         <w:rPr>
           <w:rtl/>
         </w:rPr>
-        <w:t>IDOR به دسترسی مستقیم و ناامن به شناسه یک منبع اشاره دارد. BOLA اصطلاح دقیق‌تر OWASP API Security برای شکست مجوزدهی در سطح Object است.</w:t>
+        <w:t xml:space="preserve">IDOR به دسترسی مستقیم و ناامن به شناسه یک منبع اشاره دارد. </w:t>
+      </w:r>
+    </w:p>
+    <w:p>
+      <w:pPr>
+        <w:spacing w:after="120"/>
+        <w:jc w:val="left"/>
+      </w:pPr>
+      <w:r>
+        <w:rPr>
+          <w:rtl/>
+        </w:rPr>
+        <w:t>BOLA اصطلاح دقیق‌تر OWASP API Security برای شکست مجوزدهی در سطح Object است.</w:t>
       </w:r>
     </w:p>
     <w:p>
@@ -2876,12 +2911,174 @@
       <w:pPr>
         <w:spacing w:after="120"/>
         <w:jc w:val="left"/>
+        <w:rPr>
+          <w:rtl/>
+        </w:rPr>
       </w:pPr>
       <w:r>
         <w:rPr>
           <w:rtl/>
         </w:rPr>
         <w:t>کاربر A درخواست فاکتور 1001 را ارسال می‌کند. با تغییر شناسه به 1002، فاکتور کاربر B نمایش داده می‌شود؛ چون Backend فقط معتبر بودن Token را بررسی کرده و مالکیت Object را کنترل نکرده است.</w:t>
+      </w:r>
+    </w:p>
+    <w:p>
+      <w:pPr>
+        <w:spacing w:after="120"/>
+        <w:rPr>
+          <w:rtl/>
+        </w:rPr>
+      </w:pPr>
+      <w:r>
+        <w:rPr>
+          <w:rtl/>
+        </w:rPr>
+        <w:t>{</w:t>
+      </w:r>
+    </w:p>
+    <w:p>
+      <w:pPr>
+        <w:spacing w:after="120"/>
+      </w:pPr>
+      <w:r>
+        <w:rPr>
+          <w:rtl/>
+        </w:rPr>
+        <w:t xml:space="preserve">  "</w:t>
+      </w:r>
+      <w:proofErr w:type="spellStart"/>
+      <w:r>
+        <w:t>order_id</w:t>
+      </w:r>
+      <w:proofErr w:type="spellEnd"/>
+      <w:r>
+        <w:t>": 4501</w:t>
+      </w:r>
+      <w:r>
+        <w:rPr>
+          <w:rtl/>
+        </w:rPr>
+        <w:t>,</w:t>
+      </w:r>
+    </w:p>
+    <w:p>
+      <w:pPr>
+        <w:spacing w:after="120"/>
+      </w:pPr>
+      <w:r>
+        <w:rPr>
+          <w:rtl/>
+        </w:rPr>
+        <w:t xml:space="preserve">  "</w:t>
+      </w:r>
+      <w:proofErr w:type="spellStart"/>
+      <w:r>
+        <w:t>user_id</w:t>
+      </w:r>
+      <w:proofErr w:type="spellEnd"/>
+      <w:r>
+        <w:t>": 20</w:t>
+      </w:r>
+      <w:r>
+        <w:rPr>
+          <w:rtl/>
+        </w:rPr>
+        <w:t>,</w:t>
+      </w:r>
+    </w:p>
+    <w:p>
+      <w:pPr>
+        <w:spacing w:after="120"/>
+      </w:pPr>
+      <w:r>
+        <w:rPr>
+          <w:rtl/>
+        </w:rPr>
+        <w:t xml:space="preserve">  "</w:t>
+      </w:r>
+      <w:r>
+        <w:t>product": "Laptop</w:t>
+      </w:r>
+      <w:r>
+        <w:rPr>
+          <w:rtl/>
+        </w:rPr>
+        <w:t>",</w:t>
+      </w:r>
+    </w:p>
+    <w:p>
+      <w:pPr>
+        <w:spacing w:after="120"/>
+      </w:pPr>
+      <w:r>
+        <w:rPr>
+          <w:rtl/>
+        </w:rPr>
+        <w:t xml:space="preserve">  "</w:t>
+      </w:r>
+      <w:r>
+        <w:t>price": 800</w:t>
+      </w:r>
+      <w:r>
+        <w:rPr>
+          <w:rtl/>
+        </w:rPr>
+        <w:t>,</w:t>
+      </w:r>
+    </w:p>
+    <w:p>
+      <w:pPr>
+        <w:spacing w:after="120"/>
+      </w:pPr>
+      <w:r>
+        <w:rPr>
+          <w:rtl/>
+        </w:rPr>
+        <w:t xml:space="preserve">  "</w:t>
+      </w:r>
+      <w:r>
+        <w:t>status": "paid</w:t>
+      </w:r>
+      <w:r>
+        <w:rPr>
+          <w:rtl/>
+        </w:rPr>
+        <w:t>"</w:t>
+      </w:r>
+    </w:p>
+    <w:p>
+      <w:pPr>
+        <w:bidi w:val="0"/>
+        <w:spacing w:after="120"/>
+        <w:jc w:val="left"/>
+        <w:rPr>
+          <w:rtl/>
+        </w:rPr>
+      </w:pPr>
+      <w:r>
+        <w:rPr>
+          <w:rtl/>
+        </w:rPr>
+        <w:t>}</w:t>
+      </w:r>
+    </w:p>
+    <w:p>
+      <w:pPr>
+        <w:bidi w:val="0"/>
+        <w:spacing w:after="120"/>
+        <w:jc w:val="left"/>
+      </w:pPr>
+      <w:r>
+        <w:t xml:space="preserve">Authentication </w:t>
+      </w:r>
+      <w:r>
+        <w:rPr>
+          <w:rtl/>
+        </w:rPr>
+        <w:t>و</w:t>
+      </w:r>
+      <w:r>
+        <w:t xml:space="preserve"> Authorization</w:t>
       </w:r>
     </w:p>
     <w:p>
@@ -3060,6 +3257,7 @@
           <w:color w:val="1F4E78"/>
           <w:rtl/>
         </w:rPr>
+        <w:lastRenderedPageBreak/>
         <w:t>۵-۶. نشانه‌ها و روش شناسایی</w:t>
       </w:r>
     </w:p>
@@ -3238,7 +3436,6 @@
           <w:color w:val="1F4E78"/>
           <w:rtl/>
         </w:rPr>
-        <w:lastRenderedPageBreak/>
         <w:t>۵-۸. نگاشت OWASP و وضعیت در DIVA</w:t>
       </w:r>
     </w:p>
@@ -3442,36 +3639,6 @@
     </w:p>
     <w:p>
       <w:pPr>
-        <w:jc w:val="left"/>
-      </w:pPr>
-    </w:p>
-    <w:p>
-      <w:pPr>
-        <w:jc w:val="left"/>
-      </w:pPr>
-    </w:p>
-    <w:p>
-      <w:pPr>
-        <w:jc w:val="left"/>
-      </w:pPr>
-    </w:p>
-    <w:p>
-      <w:pPr>
-        <w:jc w:val="left"/>
-      </w:pPr>
-    </w:p>
-    <w:p>
-      <w:pPr>
-        <w:jc w:val="left"/>
-      </w:pPr>
-    </w:p>
-    <w:p>
-      <w:pPr>
-        <w:jc w:val="left"/>
-      </w:pPr>
-    </w:p>
-    <w:p>
-      <w:pPr>
         <w:pStyle w:val="Heading1"/>
         <w:jc w:val="left"/>
         <w:rPr>
@@ -3491,7 +3658,6 @@
         <w:rPr>
           <w:rFonts w:cs="B Nazanin"/>
           <w:color w:val="17365D"/>
-          <w:highlight w:val="yellow"/>
           <w:rtl/>
         </w:rPr>
         <w:t>BFLA (Broken Function Level Authorization)</w:t>
@@ -3547,12 +3713,285 @@
       <w:pPr>
         <w:spacing w:after="120"/>
         <w:jc w:val="left"/>
+        <w:rPr>
+          <w:rtl/>
+        </w:rPr>
       </w:pPr>
       <w:r>
         <w:rPr>
           <w:rtl/>
         </w:rPr>
         <w:t>Backend مسیر یا Method حساس را فقط در رابط کاربری مخفی می‌کند یا تنها احراز هویت را بررسی می‌کند. مهاجم Endpoint مدیریتی، Method متفاوت یا نسخه قدیمی API را مستقیماً فراخوانی می‌کند.</w:t>
+      </w:r>
+    </w:p>
+    <w:p>
+      <w:pPr>
+        <w:spacing w:after="120"/>
+        <w:jc w:val="left"/>
+        <w:rPr>
+          <w:rtl/>
+        </w:rPr>
+      </w:pPr>
+      <w:r>
+        <w:rPr>
+          <w:rtl/>
+        </w:rPr>
+        <w:t>مشاهده کاربران</w:t>
+      </w:r>
+    </w:p>
+    <w:p>
+      <w:pPr>
+        <w:spacing w:after="120"/>
+        <w:jc w:val="left"/>
+        <w:rPr>
+          <w:rtl/>
+        </w:rPr>
+      </w:pPr>
+      <w:r>
+        <w:rPr>
+          <w:rtl/>
+        </w:rPr>
+        <w:t>ساخت کاربر</w:t>
+      </w:r>
+    </w:p>
+    <w:p>
+      <w:pPr>
+        <w:spacing w:after="120"/>
+        <w:jc w:val="left"/>
+        <w:rPr>
+          <w:rtl/>
+        </w:rPr>
+      </w:pPr>
+      <w:r>
+        <w:rPr>
+          <w:rtl/>
+        </w:rPr>
+        <w:t>حذف حساب</w:t>
+      </w:r>
+    </w:p>
+    <w:p>
+      <w:pPr>
+        <w:spacing w:after="120"/>
+        <w:jc w:val="left"/>
+        <w:rPr>
+          <w:rtl/>
+        </w:rPr>
+      </w:pPr>
+      <w:r>
+        <w:rPr>
+          <w:rtl/>
+        </w:rPr>
+        <w:t>تأ</w:t>
+      </w:r>
+      <w:r>
+        <w:rPr>
+          <w:rFonts w:hint="cs"/>
+          <w:rtl/>
+        </w:rPr>
+        <w:t>یی</w:t>
+      </w:r>
+      <w:r>
+        <w:rPr>
+          <w:rFonts w:hint="eastAsia"/>
+          <w:rtl/>
+        </w:rPr>
+        <w:t>د</w:t>
+      </w:r>
+      <w:r>
+        <w:rPr>
+          <w:rtl/>
+        </w:rPr>
+        <w:t xml:space="preserve"> تراکنش</w:t>
+      </w:r>
+    </w:p>
+    <w:p>
+      <w:pPr>
+        <w:spacing w:after="120"/>
+        <w:jc w:val="left"/>
+        <w:rPr>
+          <w:rtl/>
+        </w:rPr>
+      </w:pPr>
+      <w:r>
+        <w:rPr>
+          <w:rFonts w:hint="eastAsia"/>
+          <w:rtl/>
+        </w:rPr>
+        <w:t>مسدودکردن</w:t>
+      </w:r>
+      <w:r>
+        <w:rPr>
+          <w:rtl/>
+        </w:rPr>
+        <w:t xml:space="preserve"> کاربر</w:t>
+      </w:r>
+    </w:p>
+    <w:p>
+      <w:pPr>
+        <w:spacing w:after="120"/>
+        <w:jc w:val="left"/>
+        <w:rPr>
+          <w:rtl/>
+        </w:rPr>
+      </w:pPr>
+      <w:r>
+        <w:rPr>
+          <w:rFonts w:hint="eastAsia"/>
+          <w:rtl/>
+        </w:rPr>
+        <w:t>تغ</w:t>
+      </w:r>
+      <w:r>
+        <w:rPr>
+          <w:rFonts w:hint="cs"/>
+          <w:rtl/>
+        </w:rPr>
+        <w:t>یی</w:t>
+      </w:r>
+      <w:r>
+        <w:rPr>
+          <w:rFonts w:hint="eastAsia"/>
+          <w:rtl/>
+        </w:rPr>
+        <w:t>ر</w:t>
+      </w:r>
+      <w:r>
+        <w:rPr>
+          <w:rtl/>
+        </w:rPr>
+        <w:t xml:space="preserve"> نقش</w:t>
+      </w:r>
+    </w:p>
+    <w:p>
+      <w:pPr>
+        <w:spacing w:after="120"/>
+        <w:jc w:val="left"/>
+        <w:rPr>
+          <w:rtl/>
+        </w:rPr>
+      </w:pPr>
+      <w:r>
+        <w:rPr>
+          <w:rFonts w:hint="eastAsia"/>
+          <w:rtl/>
+        </w:rPr>
+        <w:t>بازپرداخت</w:t>
+      </w:r>
+      <w:r>
+        <w:rPr>
+          <w:rtl/>
+        </w:rPr>
+        <w:t xml:space="preserve"> سفارش</w:t>
+      </w:r>
+    </w:p>
+    <w:p>
+      <w:pPr>
+        <w:spacing w:after="120"/>
+        <w:jc w:val="left"/>
+        <w:rPr>
+          <w:rtl/>
+        </w:rPr>
+      </w:pPr>
+      <w:r>
+        <w:rPr>
+          <w:rFonts w:hint="eastAsia"/>
+          <w:rtl/>
+        </w:rPr>
+        <w:t>مشاهده</w:t>
+      </w:r>
+      <w:r>
+        <w:rPr>
+          <w:rtl/>
+        </w:rPr>
+        <w:t xml:space="preserve"> گزارش مد</w:t>
+      </w:r>
+      <w:r>
+        <w:rPr>
+          <w:rFonts w:hint="cs"/>
+          <w:rtl/>
+        </w:rPr>
+        <w:t>ی</w:t>
+      </w:r>
+      <w:r>
+        <w:rPr>
+          <w:rFonts w:hint="eastAsia"/>
+          <w:rtl/>
+        </w:rPr>
+        <w:t>ر</w:t>
+      </w:r>
+      <w:r>
+        <w:rPr>
+          <w:rFonts w:hint="cs"/>
+          <w:rtl/>
+        </w:rPr>
+        <w:t>ی</w:t>
+      </w:r>
+      <w:r>
+        <w:rPr>
+          <w:rFonts w:hint="eastAsia"/>
+          <w:rtl/>
+        </w:rPr>
+        <w:t>ت</w:t>
+      </w:r>
+      <w:r>
+        <w:rPr>
+          <w:rFonts w:hint="cs"/>
+          <w:rtl/>
+        </w:rPr>
+        <w:t>ی</w:t>
+      </w:r>
+    </w:p>
+    <w:p>
+      <w:pPr>
+        <w:spacing w:after="120"/>
+        <w:jc w:val="left"/>
+      </w:pPr>
+      <w:r>
+        <w:rPr>
+          <w:rFonts w:hint="eastAsia"/>
+          <w:rtl/>
+        </w:rPr>
+        <w:t>تغ</w:t>
+      </w:r>
+      <w:r>
+        <w:rPr>
+          <w:rFonts w:hint="cs"/>
+          <w:rtl/>
+        </w:rPr>
+        <w:t>یی</w:t>
+      </w:r>
+      <w:r>
+        <w:rPr>
+          <w:rFonts w:hint="eastAsia"/>
+          <w:rtl/>
+        </w:rPr>
+        <w:t>ر</w:t>
+      </w:r>
+      <w:r>
+        <w:rPr>
+          <w:rtl/>
+        </w:rPr>
+        <w:t xml:space="preserve"> وضع</w:t>
+      </w:r>
+      <w:r>
+        <w:rPr>
+          <w:rFonts w:hint="cs"/>
+          <w:rtl/>
+        </w:rPr>
+        <w:t>ی</w:t>
+      </w:r>
+      <w:r>
+        <w:rPr>
+          <w:rFonts w:hint="eastAsia"/>
+          <w:rtl/>
+        </w:rPr>
+        <w:t>ت</w:t>
+      </w:r>
+      <w:r>
+        <w:rPr>
+          <w:rtl/>
+        </w:rPr>
+        <w:t xml:space="preserve"> فاکتور</w:t>
       </w:r>
     </w:p>
     <w:p>
@@ -3760,6 +4199,7 @@
           <w:color w:val="1F4E78"/>
           <w:rtl/>
         </w:rPr>
+        <w:lastRenderedPageBreak/>
         <w:t>۶-۶. نشانه‌ها و روش شناسایی</w:t>
       </w:r>
     </w:p>
@@ -3935,7 +4375,6 @@
           <w:color w:val="1F4E78"/>
           <w:rtl/>
         </w:rPr>
-        <w:lastRenderedPageBreak/>
         <w:t>۶-۸. نگاشت OWASP و وضعیت در DIVA</w:t>
       </w:r>
     </w:p>
@@ -4072,31 +4511,6 @@
         </w:tc>
       </w:tr>
     </w:tbl>
-    <w:p>
-      <w:pPr>
-        <w:jc w:val="left"/>
-      </w:pPr>
-    </w:p>
-    <w:p>
-      <w:pPr>
-        <w:jc w:val="left"/>
-      </w:pPr>
-    </w:p>
-    <w:p>
-      <w:pPr>
-        <w:jc w:val="left"/>
-      </w:pPr>
-    </w:p>
-    <w:p>
-      <w:pPr>
-        <w:jc w:val="left"/>
-      </w:pPr>
-    </w:p>
-    <w:p>
-      <w:pPr>
-        <w:jc w:val="left"/>
-      </w:pPr>
-    </w:p>
     <w:p>
       <w:pPr>
         <w:jc w:val="left"/>
@@ -5013,7 +5427,19 @@
         <w:rPr>
           <w:rtl/>
         </w:rPr>
-        <w:t>Token ممکن است از شبکه، Logcat، SharedPreferences، Clipboard، Backup، Screenshot، WebView یا بدافزار استخراج شود. اگر Token طول عمر زیاد، Binding ضعیف یا Revocation ناقص داشته باشد، مهاجم بدون رمز عبور وارد Session می‌شود.</w:t>
+        <w:t>Token ممکن است از شبکه، Logcat، SharedPreferences، Clipboard، Backup، Screenshot، WebView یا بدافزار استخراج شود. اگر Token طول عمر زیادیا Revocation ناقص داشته باشد، مهاجم بدون رمز عبور وارد Session می‌شود.</w:t>
+      </w:r>
+    </w:p>
+    <w:p>
+      <w:pPr>
+        <w:spacing w:after="120"/>
+        <w:jc w:val="left"/>
+      </w:pPr>
+      <w:r>
+        <w:rPr>
+          <w:rtl/>
+        </w:rPr>
+        <w:t>کلید موقت ورود به حساب</w:t>
       </w:r>
     </w:p>
     <w:p>
@@ -5398,6 +5824,7 @@
         <w:rPr>
           <w:rtl/>
         </w:rPr>
+        <w:lastRenderedPageBreak/>
         <w:t>Token Rotation و تشخیص Replay</w:t>
       </w:r>
     </w:p>
@@ -5415,7 +5842,6 @@
           <w:color w:val="1F4E78"/>
           <w:rtl/>
         </w:rPr>
-        <w:lastRenderedPageBreak/>
         <w:t>۸-۸. نگاشت OWASP و وضعیت در DIVA</w:t>
       </w:r>
     </w:p>
@@ -5657,11 +6083,6 @@
     </w:p>
     <w:p>
       <w:pPr>
-        <w:jc w:val="left"/>
-      </w:pPr>
-    </w:p>
-    <w:p>
-      <w:pPr>
         <w:pStyle w:val="Heading1"/>
         <w:jc w:val="left"/>
         <w:rPr>
@@ -5704,7 +6125,22 @@
         <w:rPr>
           <w:rtl/>
         </w:rPr>
-        <w:t>حملات JWT سوءاستفاده از اعتبارسنجی نادرست امضا، الگوریتم، Claimها، کلید یا چرخه عمر Token است؛ نه صرفاً تغییر متن Payload.</w:t>
+        <w:t>حملات JWT سوءاستفاده از اعتبارسنجی نادرست امضا، الگوریتم، Claimها، کلید یا چرخه عمر Token است؛ نه صرفاً تغییر متن Payload</w:t>
+      </w:r>
+      <w:r>
+        <w:t>(</w:t>
+      </w:r>
+      <w:r>
+        <w:t>Base64URL</w:t>
+      </w:r>
+      <w:r>
+        <w:t>)</w:t>
+      </w:r>
+      <w:r>
+        <w:rPr>
+          <w:rtl/>
+        </w:rPr>
+        <w:t>.</w:t>
       </w:r>
     </w:p>
     <w:p>
@@ -5957,7 +6393,7 @@
         <w:rPr>
           <w:rtl/>
         </w:rPr>
-        <w:t>بررسی Header alg و kid</w:t>
+        <w:t xml:space="preserve">بررسی Header alg </w:t>
       </w:r>
     </w:p>
     <w:p>
@@ -5973,7 +6409,7 @@
         <w:rPr>
           <w:rtl/>
         </w:rPr>
-        <w:t>آزمون Claimهای exp، iss، aud و nbf</w:t>
+        <w:t xml:space="preserve">آزمون Claimهای exp، iss، aud </w:t>
       </w:r>
     </w:p>
     <w:p>
@@ -6118,6 +6554,7 @@
         <w:rPr>
           <w:rtl/>
         </w:rPr>
+        <w:lastRenderedPageBreak/>
         <w:t>کنترل Authorization مستقل از Token Client-side</w:t>
       </w:r>
     </w:p>
@@ -6135,7 +6572,6 @@
           <w:color w:val="1F4E78"/>
           <w:rtl/>
         </w:rPr>
-        <w:lastRenderedPageBreak/>
         <w:t>۹-۸. نگاشت OWASP و وضعیت در DIVA</w:t>
       </w:r>
     </w:p>
@@ -6377,11 +6813,6 @@
     </w:p>
     <w:p>
       <w:pPr>
-        <w:jc w:val="left"/>
-      </w:pPr>
-    </w:p>
-    <w:p>
-      <w:pPr>
         <w:pStyle w:val="Heading1"/>
         <w:jc w:val="left"/>
         <w:rPr>
@@ -6419,12 +6850,27 @@
       <w:pPr>
         <w:spacing w:after="120"/>
         <w:jc w:val="left"/>
-      </w:pPr>
-      <w:r>
-        <w:rPr>
-          <w:rtl/>
-        </w:rPr>
-        <w:t>Parameter Tampering تغییر پارامترهای ارسالی Client است. Mass Assignment زمانی رخ می‌دهد که Backend فیلدهای ورودی را بدون Allowlist روی Model اعمال کند. OWASP API این حوزه را تحت BOPLA نیز بررسی می‌کند.</w:t>
+        <w:rPr>
+          <w:rFonts w:asciiTheme="minorHAnsi" w:hAnsiTheme="minorHAnsi"/>
+        </w:rPr>
+      </w:pPr>
+      <w:r>
+        <w:rPr>
+          <w:rtl/>
+        </w:rPr>
+        <w:t xml:space="preserve">Parameter Tampering تغییر پارامترهای ارسالی Client است. </w:t>
+      </w:r>
+    </w:p>
+    <w:p>
+      <w:pPr>
+        <w:spacing w:after="120"/>
+        <w:jc w:val="left"/>
+      </w:pPr>
+      <w:r>
+        <w:rPr>
+          <w:rtl/>
+        </w:rPr>
+        <w:t>Mass Assignment زمانی رخ می‌دهد که Backend فیلدهای ورودی را بدون Allowlist روی Model اعمال کند. OWASP API این حوزه را تحت BOPLA نیز بررسی می‌کند.</w:t>
       </w:r>
     </w:p>
     <w:p>
@@ -6517,6 +6963,9 @@
         </w:rPr>
         <w:t>اعتماد Server به فیلدهای Client</w:t>
       </w:r>
+      <w:r>
+        <w:t xml:space="preserve">  </w:t>
+      </w:r>
     </w:p>
     <w:p>
       <w:pPr>
@@ -6531,7 +6980,7 @@
         <w:rPr>
           <w:rtl/>
         </w:rPr>
-        <w:t>Binding مستقیم DTO/Model</w:t>
+        <w:t>نبود Allowlist و Property Authorization</w:t>
       </w:r>
     </w:p>
     <w:p>
@@ -6547,7 +6996,24 @@
         <w:rPr>
           <w:rtl/>
         </w:rPr>
-        <w:t>نبود Allowlist و Property Authorization</w:t>
+        <w:t>قابل دستکاری بودن درخواست</w:t>
+      </w:r>
+    </w:p>
+    <w:p>
+      <w:pPr>
+        <w:pStyle w:val="Heading2"/>
+        <w:jc w:val="left"/>
+        <w:rPr>
+          <w:rFonts w:cs="B Nazanin"/>
+        </w:rPr>
+      </w:pPr>
+      <w:r>
+        <w:rPr>
+          <w:rFonts w:cs="B Nazanin"/>
+          <w:color w:val="1F4E78"/>
+          <w:rtl/>
+        </w:rPr>
+        <w:t>۱۰-۵. پیامدهای امنیتی</w:t>
       </w:r>
     </w:p>
     <w:p>
@@ -6563,24 +7029,7 @@
         <w:rPr>
           <w:rtl/>
         </w:rPr>
-        <w:t>قابل دستکاری بودن درخواست</w:t>
-      </w:r>
-    </w:p>
-    <w:p>
-      <w:pPr>
-        <w:pStyle w:val="Heading2"/>
-        <w:jc w:val="left"/>
-        <w:rPr>
-          <w:rFonts w:cs="B Nazanin"/>
-        </w:rPr>
-      </w:pPr>
-      <w:r>
-        <w:rPr>
-          <w:rFonts w:cs="B Nazanin"/>
-          <w:color w:val="1F4E78"/>
-          <w:rtl/>
-        </w:rPr>
-        <w:t>۱۰-۵. پیامدهای امنیتی</w:t>
+        <w:t>تقلب مالی</w:t>
       </w:r>
     </w:p>
     <w:p>
@@ -6596,7 +7045,22 @@
         <w:rPr>
           <w:rtl/>
         </w:rPr>
-        <w:t>تقلب مالی</w:t>
+        <w:t>تغییر نقش یا مالکیت</w:t>
+      </w:r>
+      <w:r>
+        <w:rPr>
+          <w:rFonts w:hint="cs"/>
+          <w:rtl/>
+        </w:rPr>
+        <w:t xml:space="preserve"> </w:t>
+      </w:r>
+      <w:proofErr w:type="spellStart"/>
+      <w:r>
+        <w:t>isAdmin</w:t>
+      </w:r>
+      <w:proofErr w:type="spellEnd"/>
+      <w:r>
+        <w:t>": true</w:t>
       </w:r>
     </w:p>
     <w:p>
@@ -6612,7 +7076,7 @@
         <w:rPr>
           <w:rtl/>
         </w:rPr>
-        <w:t>تغییر نقش یا مالکیت</w:t>
+        <w:t>افشای Property حساس</w:t>
       </w:r>
     </w:p>
     <w:p>
@@ -6628,7 +7092,24 @@
         <w:rPr>
           <w:rtl/>
         </w:rPr>
-        <w:t>افشای Property حساس</w:t>
+        <w:t>دورزدن Workflow و کنترل وضعیت</w:t>
+      </w:r>
+    </w:p>
+    <w:p>
+      <w:pPr>
+        <w:pStyle w:val="Heading2"/>
+        <w:jc w:val="left"/>
+        <w:rPr>
+          <w:rFonts w:cs="B Nazanin"/>
+        </w:rPr>
+      </w:pPr>
+      <w:r>
+        <w:rPr>
+          <w:rFonts w:cs="B Nazanin"/>
+          <w:color w:val="1F4E78"/>
+          <w:rtl/>
+        </w:rPr>
+        <w:t>۱۰-۶. نشانه‌ها و روش شناسایی</w:t>
       </w:r>
     </w:p>
     <w:p>
@@ -6639,29 +7120,17 @@
           <w:numId w:val="0"/>
         </w:numPr>
         <w:jc w:val="left"/>
-      </w:pPr>
-      <w:r>
-        <w:rPr>
-          <w:rtl/>
-        </w:rPr>
-        <w:t>دورزدن Workflow و کنترل وضعیت</w:t>
-      </w:r>
-    </w:p>
-    <w:p>
-      <w:pPr>
-        <w:pStyle w:val="Heading2"/>
-        <w:jc w:val="left"/>
-        <w:rPr>
-          <w:rFonts w:cs="B Nazanin"/>
-        </w:rPr>
-      </w:pPr>
-      <w:r>
-        <w:rPr>
-          <w:rFonts w:cs="B Nazanin"/>
-          <w:color w:val="1F4E78"/>
-          <w:rtl/>
-        </w:rPr>
-        <w:t>۱۰-۶. نشانه‌ها و روش شناسایی</w:t>
+        <w:rPr>
+          <w:rFonts w:hint="cs"/>
+          <w:rtl/>
+          <w:lang w:bidi="fa-IR"/>
+        </w:rPr>
+      </w:pPr>
+      <w:r>
+        <w:rPr>
+          <w:rtl/>
+        </w:rPr>
+        <w:t>مقایسه درخواست UI با Schema API</w:t>
       </w:r>
     </w:p>
     <w:p>
@@ -6677,7 +7146,7 @@
         <w:rPr>
           <w:rtl/>
         </w:rPr>
-        <w:t>مقایسه درخواست UI با Schema API</w:t>
+        <w:t>افزودن فیلدهای اضافی</w:t>
       </w:r>
     </w:p>
     <w:p>
@@ -6693,7 +7162,37 @@
         <w:rPr>
           <w:rtl/>
         </w:rPr>
-        <w:t>افزودن فیلدهای اضافی</w:t>
+        <w:t>تغییر نوع، مقدار و Propertyهای Read-only</w:t>
+      </w:r>
+      <w:r>
+        <w:rPr>
+          <w:rFonts w:hint="cs"/>
+          <w:rtl/>
+        </w:rPr>
+        <w:t xml:space="preserve">- </w:t>
+      </w:r>
+      <w:r>
+        <w:rPr>
+          <w:rtl/>
+        </w:rPr>
+        <w:t>چون فیلد در اپ قابل ویرایش نیست، پس کاربر نمی‌تواند آن را تغییر دهد</w:t>
+      </w:r>
+    </w:p>
+    <w:p>
+      <w:pPr>
+        <w:pStyle w:val="Heading2"/>
+        <w:jc w:val="left"/>
+        <w:rPr>
+          <w:rFonts w:cs="B Nazanin"/>
+        </w:rPr>
+      </w:pPr>
+      <w:r>
+        <w:rPr>
+          <w:rFonts w:cs="B Nazanin"/>
+          <w:color w:val="1F4E78"/>
+          <w:rtl/>
+        </w:rPr>
+        <w:t>۱۰-۷. راهکارهای پیشگیری و اصلاح</w:t>
       </w:r>
     </w:p>
     <w:p>
@@ -6709,7 +7208,7 @@
         <w:rPr>
           <w:rtl/>
         </w:rPr>
-        <w:t>تغییر نوع، مقدار و Propertyهای Read-only</w:t>
+        <w:t>محاسبه مقادیر حساس سمت Server</w:t>
       </w:r>
     </w:p>
     <w:p>
@@ -6725,24 +7224,7 @@
         <w:rPr>
           <w:rtl/>
         </w:rPr>
-        <w:t>بررسی DTO و Auto-binding در Backend</w:t>
-      </w:r>
-    </w:p>
-    <w:p>
-      <w:pPr>
-        <w:pStyle w:val="Heading2"/>
-        <w:jc w:val="left"/>
-        <w:rPr>
-          <w:rFonts w:cs="B Nazanin"/>
-        </w:rPr>
-      </w:pPr>
-      <w:r>
-        <w:rPr>
-          <w:rFonts w:cs="B Nazanin"/>
-          <w:color w:val="1F4E78"/>
-          <w:rtl/>
-        </w:rPr>
-        <w:t>۱۰-۷. راهکارهای پیشگیری و اصلاح</w:t>
+        <w:t>DTOهای صریح و Allowlist فیلدها</w:t>
       </w:r>
     </w:p>
     <w:p>
@@ -6758,7 +7240,7 @@
         <w:rPr>
           <w:rtl/>
         </w:rPr>
-        <w:t>محاسبه مقادیر حساس سمت Server</w:t>
+        <w:t>کنترل Read/Write در سطح Property</w:t>
       </w:r>
     </w:p>
     <w:p>
@@ -6774,55 +7256,7 @@
         <w:rPr>
           <w:rtl/>
         </w:rPr>
-        <w:t>DTOهای صریح و Allowlist فیلدها</w:t>
-      </w:r>
-    </w:p>
-    <w:p>
-      <w:pPr>
-        <w:pStyle w:val="ListBullet"/>
-        <w:numPr>
-          <w:ilvl w:val="0"/>
-          <w:numId w:val="0"/>
-        </w:numPr>
-        <w:jc w:val="left"/>
-      </w:pPr>
-      <w:r>
-        <w:rPr>
-          <w:rtl/>
-        </w:rPr>
-        <w:t>کنترل Read/Write در سطح Property</w:t>
-      </w:r>
-    </w:p>
-    <w:p>
-      <w:pPr>
-        <w:pStyle w:val="ListBullet"/>
-        <w:numPr>
-          <w:ilvl w:val="0"/>
-          <w:numId w:val="0"/>
-        </w:numPr>
-        <w:jc w:val="left"/>
-      </w:pPr>
-      <w:r>
-        <w:rPr>
-          <w:rtl/>
-        </w:rPr>
         <w:t>اعتبارسنجی Workflow و State Transition</w:t>
-      </w:r>
-    </w:p>
-    <w:p>
-      <w:pPr>
-        <w:pStyle w:val="ListBullet"/>
-        <w:numPr>
-          <w:ilvl w:val="0"/>
-          <w:numId w:val="0"/>
-        </w:numPr>
-        <w:jc w:val="left"/>
-      </w:pPr>
-      <w:r>
-        <w:rPr>
-          <w:rtl/>
-        </w:rPr>
-        <w:t>عدم اعتماد به Hidden Field</w:t>
       </w:r>
     </w:p>
     <w:p>
@@ -6976,11 +7410,6 @@
         </w:tc>
       </w:tr>
     </w:tbl>
-    <w:p>
-      <w:pPr>
-        <w:jc w:val="left"/>
-      </w:pPr>
-    </w:p>
     <w:p>
       <w:pPr>
         <w:jc w:val="left"/>
@@ -7831,6 +8260,11 @@
     </w:p>
     <w:p>
       <w:pPr>
+        <w:jc w:val="left"/>
+      </w:pPr>
+    </w:p>
+    <w:p>
+      <w:pPr>
         <w:pStyle w:val="Heading1"/>
         <w:jc w:val="left"/>
         <w:rPr>
@@ -7844,7 +8278,23 @@
           <w:rtl/>
         </w:rPr>
         <w:lastRenderedPageBreak/>
-        <w:t>۱۲. Intent، Deep Link و IPC Attacks</w:t>
+        <w:t>۱</w:t>
+      </w:r>
+      <w:r>
+        <w:rPr>
+          <w:rFonts w:cs="B Nazanin"/>
+          <w:color w:val="1F4E78"/>
+          <w:rtl/>
+        </w:rPr>
+        <w:t>۲</w:t>
+      </w:r>
+      <w:r>
+        <w:rPr>
+          <w:rFonts w:cs="B Nazanin"/>
+          <w:color w:val="17365D"/>
+          <w:rtl/>
+        </w:rPr>
+        <w:t>. Content Provider Attacks</w:t>
       </w:r>
     </w:p>
     <w:p>
@@ -7861,19 +8311,223 @@
           <w:color w:val="1F4E78"/>
           <w:rtl/>
         </w:rPr>
-        <w:t>۱۲-۱. تعریف حمله</w:t>
+        <w:t>۱</w:t>
+      </w:r>
+      <w:r>
+        <w:rPr>
+          <w:rFonts w:cs="B Nazanin"/>
+          <w:color w:val="1F4E78"/>
+          <w:rtl/>
+        </w:rPr>
+        <w:t>۲</w:t>
+      </w:r>
+      <w:r>
+        <w:rPr>
+          <w:rFonts w:cs="B Nazanin"/>
+          <w:color w:val="1F4E78"/>
+          <w:rtl/>
+        </w:rPr>
+        <w:t>-۱. تعریف حمله</w:t>
       </w:r>
     </w:p>
     <w:p>
       <w:pPr>
         <w:spacing w:after="120"/>
         <w:jc w:val="left"/>
-      </w:pPr>
-      <w:r>
-        <w:rPr>
-          <w:rtl/>
-        </w:rPr>
-        <w:t>این گروه شامل Intent Spoofing، Intent Injection/Redirection، Broadcast Injection، PendingIntent Abuse، Deep Link Manipulation و Deep Link Hijacking است.</w:t>
+        <w:rPr>
+          <w:rtl/>
+        </w:rPr>
+      </w:pPr>
+      <w:r>
+        <w:rPr>
+          <w:rtl/>
+        </w:rPr>
+        <w:t>Content Provider رابط اشتراک داده Android است. Provider ناامن ممکن است باعث خواندن، درج، تغییر یا حذف داده و گاهی SQL Injection یا Path Traversal شود.</w:t>
+      </w:r>
+    </w:p>
+    <w:p>
+      <w:pPr>
+        <w:spacing w:after="120"/>
+        <w:jc w:val="left"/>
+        <w:rPr>
+          <w:rtl/>
+        </w:rPr>
+      </w:pPr>
+      <w:r>
+        <w:rPr>
+          <w:rtl/>
+        </w:rPr>
+        <w:t>مخاطبان</w:t>
+      </w:r>
+    </w:p>
+    <w:p>
+      <w:pPr>
+        <w:spacing w:after="120"/>
+        <w:jc w:val="left"/>
+        <w:rPr>
+          <w:rtl/>
+        </w:rPr>
+      </w:pPr>
+      <w:r>
+        <w:rPr>
+          <w:rFonts w:hint="cs"/>
+          <w:rtl/>
+        </w:rPr>
+        <w:t>ی</w:t>
+      </w:r>
+      <w:r>
+        <w:rPr>
+          <w:rFonts w:hint="eastAsia"/>
+          <w:rtl/>
+        </w:rPr>
+        <w:t>ادداشت‌ها</w:t>
+      </w:r>
+    </w:p>
+    <w:p>
+      <w:pPr>
+        <w:spacing w:after="120"/>
+        <w:jc w:val="left"/>
+        <w:rPr>
+          <w:rtl/>
+        </w:rPr>
+      </w:pPr>
+      <w:r>
+        <w:rPr>
+          <w:rFonts w:hint="eastAsia"/>
+          <w:rtl/>
+        </w:rPr>
+        <w:t>پ</w:t>
+      </w:r>
+      <w:r>
+        <w:rPr>
+          <w:rFonts w:hint="cs"/>
+          <w:rtl/>
+        </w:rPr>
+        <w:t>ی</w:t>
+      </w:r>
+      <w:r>
+        <w:rPr>
+          <w:rFonts w:hint="eastAsia"/>
+          <w:rtl/>
+        </w:rPr>
+        <w:t>ام‌ها</w:t>
+      </w:r>
+    </w:p>
+    <w:p>
+      <w:pPr>
+        <w:spacing w:after="120"/>
+        <w:jc w:val="left"/>
+        <w:rPr>
+          <w:rtl/>
+        </w:rPr>
+      </w:pPr>
+      <w:r>
+        <w:rPr>
+          <w:rFonts w:hint="eastAsia"/>
+          <w:rtl/>
+        </w:rPr>
+        <w:t>فا</w:t>
+      </w:r>
+      <w:r>
+        <w:rPr>
+          <w:rFonts w:hint="cs"/>
+          <w:rtl/>
+        </w:rPr>
+        <w:t>ی</w:t>
+      </w:r>
+      <w:r>
+        <w:rPr>
+          <w:rFonts w:hint="eastAsia"/>
+          <w:rtl/>
+        </w:rPr>
+        <w:t>ل‌ها</w:t>
+      </w:r>
+    </w:p>
+    <w:p>
+      <w:pPr>
+        <w:spacing w:after="120"/>
+        <w:jc w:val="left"/>
+        <w:rPr>
+          <w:rtl/>
+        </w:rPr>
+      </w:pPr>
+      <w:r>
+        <w:rPr>
+          <w:rFonts w:hint="eastAsia"/>
+          <w:rtl/>
+        </w:rPr>
+        <w:t>اطلاعات</w:t>
+      </w:r>
+      <w:r>
+        <w:rPr>
+          <w:rtl/>
+        </w:rPr>
+        <w:t xml:space="preserve"> کاربران</w:t>
+      </w:r>
+    </w:p>
+    <w:p>
+      <w:pPr>
+        <w:spacing w:after="120"/>
+        <w:jc w:val="left"/>
+        <w:rPr>
+          <w:rtl/>
+        </w:rPr>
+      </w:pPr>
+      <w:r>
+        <w:rPr>
+          <w:rFonts w:hint="eastAsia"/>
+          <w:rtl/>
+        </w:rPr>
+        <w:t>رکوردها</w:t>
+      </w:r>
+      <w:r>
+        <w:rPr>
+          <w:rFonts w:hint="cs"/>
+          <w:rtl/>
+        </w:rPr>
+        <w:t>ی</w:t>
+      </w:r>
+      <w:r>
+        <w:rPr>
+          <w:rtl/>
+        </w:rPr>
+        <w:t xml:space="preserve"> </w:t>
+      </w:r>
+      <w:r>
+        <w:t>SQLite</w:t>
+      </w:r>
+    </w:p>
+    <w:p>
+      <w:pPr>
+        <w:spacing w:after="120"/>
+        <w:jc w:val="left"/>
+      </w:pPr>
+      <w:r>
+        <w:rPr>
+          <w:rFonts w:hint="eastAsia"/>
+          <w:rtl/>
+        </w:rPr>
+        <w:t>تصاو</w:t>
+      </w:r>
+      <w:r>
+        <w:rPr>
+          <w:rFonts w:hint="cs"/>
+          <w:rtl/>
+        </w:rPr>
+        <w:t>ی</w:t>
+      </w:r>
+      <w:r>
+        <w:rPr>
+          <w:rFonts w:hint="eastAsia"/>
+          <w:rtl/>
+        </w:rPr>
+        <w:t>ر</w:t>
+      </w:r>
+      <w:r>
+        <w:rPr>
+          <w:rtl/>
+        </w:rPr>
+        <w:t xml:space="preserve"> و اسناد</w:t>
       </w:r>
     </w:p>
     <w:p>
@@ -7890,7 +8544,23 @@
           <w:color w:val="1F4E78"/>
           <w:rtl/>
         </w:rPr>
-        <w:t>۱۲-۲. نحوه وقوع و منطق فنی</w:t>
+        <w:t>۱</w:t>
+      </w:r>
+      <w:r>
+        <w:rPr>
+          <w:rFonts w:cs="B Nazanin"/>
+          <w:color w:val="1F4E78"/>
+          <w:rtl/>
+        </w:rPr>
+        <w:t>۲</w:t>
+      </w:r>
+      <w:r>
+        <w:rPr>
+          <w:rFonts w:cs="B Nazanin"/>
+          <w:color w:val="1F4E78"/>
+          <w:rtl/>
+        </w:rPr>
+        <w:t>-۲. نحوه وقوع و منطق فنی</w:t>
       </w:r>
     </w:p>
     <w:p>
@@ -7902,7 +8572,7 @@
         <w:rPr>
           <w:rtl/>
         </w:rPr>
-        <w:t>کامپوننت Exported ورودی خارجی را بدون اعتبارسنجی می‌پذیرد؛ Intent تو در تو اجرا می‌شود؛ Receiver به Broadcast جعلی اعتماد می‌کند؛ یا Deep Link عملیات حساس را تنها بر اساس پارامتر URL آغاز می‌کند.</w:t>
+        <w:t>Provider با exported=true و بدون Permission در دسترس اپ‌های دیگر است؛ URI، Projection، Selection یا مسیر فایل بدون محدودسازی پردازش می‌شود.</w:t>
       </w:r>
     </w:p>
     <w:p>
@@ -7919,7 +8589,23 @@
           <w:color w:val="1F4E78"/>
           <w:rtl/>
         </w:rPr>
-        <w:t>۱۲-۳. سناریوی مفهومی</w:t>
+        <w:t>۱</w:t>
+      </w:r>
+      <w:r>
+        <w:rPr>
+          <w:rFonts w:cs="B Nazanin"/>
+          <w:color w:val="1F4E78"/>
+          <w:rtl/>
+        </w:rPr>
+        <w:t>۲</w:t>
+      </w:r>
+      <w:r>
+        <w:rPr>
+          <w:rFonts w:cs="B Nazanin"/>
+          <w:color w:val="1F4E78"/>
+          <w:rtl/>
+        </w:rPr>
+        <w:t>-۳. سناریوی مفهومی</w:t>
       </w:r>
     </w:p>
     <w:p>
@@ -7931,7 +8617,7 @@
         <w:rPr>
           <w:rtl/>
         </w:rPr>
-        <w:t>لینک myapp://transfer?to=attacker&amp;amount=1000 مستقیماً صفحه انتقال را باز می‌کند و اپ بدون احراز هویت مجدد یا تأیید کاربر عملیات را انجام می‌دهد. در نمونه دیگر، Activity صادرشده با Extra جعلی اجرا می‌شود.</w:t>
+        <w:t>اپ مخرب URI مربوط به Notes را Query می‌کند و داده را بدون عبور از UI می‌خواند. اگر Selection مستقیماً به SQLite برسد، امکان Injection نیز ایجاد می‌شود.</w:t>
       </w:r>
     </w:p>
     <w:p>
@@ -7948,7 +8634,23 @@
           <w:color w:val="1F4E78"/>
           <w:rtl/>
         </w:rPr>
-        <w:t>۱۲-۴. پیش‌شرط‌های موفقیت</w:t>
+        <w:t>۱</w:t>
+      </w:r>
+      <w:r>
+        <w:rPr>
+          <w:rFonts w:cs="B Nazanin"/>
+          <w:color w:val="1F4E78"/>
+          <w:rtl/>
+        </w:rPr>
+        <w:t>۲</w:t>
+      </w:r>
+      <w:r>
+        <w:rPr>
+          <w:rFonts w:cs="B Nazanin"/>
+          <w:color w:val="1F4E78"/>
+          <w:rtl/>
+        </w:rPr>
+        <w:t>-۴. پیش‌شرط‌های موفقیت</w:t>
       </w:r>
     </w:p>
     <w:p>
@@ -7964,7 +8666,7 @@
         <w:rPr>
           <w:rtl/>
         </w:rPr>
-        <w:t>کامپوننت Exported یا Intent Filter</w:t>
+        <w:t>Provider صادرشده</w:t>
       </w:r>
     </w:p>
     <w:p>
@@ -7980,7 +8682,7 @@
         <w:rPr>
           <w:rtl/>
         </w:rPr>
-        <w:t>ورودی خارجی کنترل‌شده</w:t>
+        <w:t>نبود read/write Permission</w:t>
       </w:r>
     </w:p>
     <w:p>
@@ -7996,7 +8698,7 @@
         <w:rPr>
           <w:rtl/>
         </w:rPr>
-        <w:t>نبود Authentication/Authorization داخلی</w:t>
+        <w:t>URI قابل کشف</w:t>
       </w:r>
     </w:p>
     <w:p>
@@ -8012,7 +8714,7 @@
         <w:rPr>
           <w:rtl/>
         </w:rPr>
-        <w:t>نبود اعتبارسنجی Scheme/Host/Path/Extras</w:t>
+        <w:t>ورودی Selection/Path کنترل‌شده</w:t>
       </w:r>
     </w:p>
     <w:p>
@@ -8029,7 +8731,23 @@
           <w:color w:val="1F4E78"/>
           <w:rtl/>
         </w:rPr>
-        <w:t>۱۲-۵. پیامدهای امنیتی</w:t>
+        <w:t>۱</w:t>
+      </w:r>
+      <w:r>
+        <w:rPr>
+          <w:rFonts w:cs="B Nazanin"/>
+          <w:color w:val="1F4E78"/>
+          <w:rtl/>
+        </w:rPr>
+        <w:t>۲</w:t>
+      </w:r>
+      <w:r>
+        <w:rPr>
+          <w:rFonts w:cs="B Nazanin"/>
+          <w:color w:val="1F4E78"/>
+          <w:rtl/>
+        </w:rPr>
+        <w:t>-۵. پیامدهای امنیتی</w:t>
       </w:r>
     </w:p>
     <w:p>
@@ -8045,7 +8763,7 @@
         <w:rPr>
           <w:rtl/>
         </w:rPr>
-        <w:t>اجرای عملیات ناخواسته</w:t>
+        <w:t>افشای داده</w:t>
       </w:r>
     </w:p>
     <w:p>
@@ -8061,7 +8779,7 @@
         <w:rPr>
           <w:rtl/>
         </w:rPr>
-        <w:t>افشای داده داخلی</w:t>
+        <w:t>تغییر یا حذف رکوردها</w:t>
       </w:r>
     </w:p>
     <w:p>
@@ -8074,10 +8792,7 @@
         <w:jc w:val="left"/>
       </w:pPr>
       <w:r>
-        <w:rPr>
-          <w:rtl/>
-        </w:rPr>
-        <w:t>فیشینگ و ربایش OAuth</w:t>
+        <w:t>SQL Injection</w:t>
       </w:r>
     </w:p>
     <w:p>
@@ -8093,7 +8808,7 @@
         <w:rPr>
           <w:rtl/>
         </w:rPr>
-        <w:t>عبور از Navigation و کنترل UI</w:t>
+        <w:t>Path Traversal و افشای فایل</w:t>
       </w:r>
     </w:p>
     <w:p>
@@ -8109,7 +8824,7 @@
         <w:rPr>
           <w:rtl/>
         </w:rPr>
-        <w:t>اجرای Intent با سطح دسترسی اپ قربانی</w:t>
+        <w:t>دورزدن کنترل رابط کاربری</w:t>
       </w:r>
     </w:p>
     <w:p>
@@ -8126,7 +8841,23 @@
           <w:color w:val="1F4E78"/>
           <w:rtl/>
         </w:rPr>
-        <w:t>۱۲-۶. نشانه‌ها و روش شناسایی</w:t>
+        <w:t>۱</w:t>
+      </w:r>
+      <w:r>
+        <w:rPr>
+          <w:rFonts w:cs="B Nazanin"/>
+          <w:color w:val="1F4E78"/>
+          <w:rtl/>
+        </w:rPr>
+        <w:t>۲</w:t>
+      </w:r>
+      <w:r>
+        <w:rPr>
+          <w:rFonts w:cs="B Nazanin"/>
+          <w:color w:val="1F4E78"/>
+          <w:rtl/>
+        </w:rPr>
+        <w:t>-۶. نشانه‌ها و روش شناسایی</w:t>
       </w:r>
     </w:p>
     <w:p>
@@ -8142,7 +8873,7 @@
         <w:rPr>
           <w:rtl/>
         </w:rPr>
-        <w:t>بررسی Manifest و exported</w:t>
+        <w:t>بررسی Manifest و Authority</w:t>
       </w:r>
     </w:p>
     <w:p>
@@ -8158,7 +8889,8 @@
         <w:rPr>
           <w:rtl/>
         </w:rPr>
-        <w:t>شناسایی Intent Filter و App Link</w:t>
+        <w:lastRenderedPageBreak/>
+        <w:t>تحلیل UriMatcher و متدهای query/insert/update/delete/openFile</w:t>
       </w:r>
     </w:p>
     <w:p>
@@ -8174,7 +8906,7 @@
         <w:rPr>
           <w:rtl/>
         </w:rPr>
-        <w:t>ردیابی getIntent/getExtras</w:t>
+        <w:t>بررسی Permissionها</w:t>
       </w:r>
     </w:p>
     <w:p>
@@ -8190,7 +8922,40 @@
         <w:rPr>
           <w:rtl/>
         </w:rPr>
-        <w:t>بررسی PendingIntent flags</w:t>
+        <w:t>تست با حساب/اپ آزمایشگاهی مجاز</w:t>
+      </w:r>
+    </w:p>
+    <w:p>
+      <w:pPr>
+        <w:pStyle w:val="Heading2"/>
+        <w:jc w:val="left"/>
+        <w:rPr>
+          <w:rFonts w:cs="B Nazanin"/>
+        </w:rPr>
+      </w:pPr>
+      <w:r>
+        <w:rPr>
+          <w:rFonts w:cs="B Nazanin"/>
+          <w:color w:val="1F4E78"/>
+          <w:rtl/>
+        </w:rPr>
+        <w:t>۱</w:t>
+      </w:r>
+      <w:r>
+        <w:rPr>
+          <w:rFonts w:cs="B Nazanin"/>
+          <w:color w:val="1F4E78"/>
+          <w:rtl/>
+        </w:rPr>
+        <w:t>۲</w:t>
+      </w:r>
+      <w:r>
+        <w:rPr>
+          <w:rFonts w:cs="B Nazanin"/>
+          <w:color w:val="1F4E78"/>
+          <w:rtl/>
+        </w:rPr>
+        <w:t>-۷. راهکارهای پیشگیری و اصلاح</w:t>
       </w:r>
     </w:p>
     <w:p>
@@ -8206,7 +8971,7 @@
         <w:rPr>
           <w:rtl/>
         </w:rPr>
-        <w:t>تست Caller و Permission</w:t>
+        <w:t>exported=false در صورت عدم نیاز</w:t>
       </w:r>
     </w:p>
     <w:p>
@@ -8222,24 +8987,7 @@
         <w:rPr>
           <w:rtl/>
         </w:rPr>
-        <w:t>بررسی assetlinks.json برای App Links</w:t>
-      </w:r>
-    </w:p>
-    <w:p>
-      <w:pPr>
-        <w:pStyle w:val="Heading2"/>
-        <w:jc w:val="left"/>
-        <w:rPr>
-          <w:rFonts w:cs="B Nazanin"/>
-        </w:rPr>
-      </w:pPr>
-      <w:r>
-        <w:rPr>
-          <w:rFonts w:cs="B Nazanin"/>
-          <w:color w:val="1F4E78"/>
-          <w:rtl/>
-        </w:rPr>
-        <w:t>۱۲-۷. راهکارهای پیشگیری و اصلاح</w:t>
+        <w:t>Permission سطح signature یا متناسب با سناریو</w:t>
       </w:r>
     </w:p>
     <w:p>
@@ -8255,7 +9003,7 @@
         <w:rPr>
           <w:rtl/>
         </w:rPr>
-        <w:t>exported=false در صورت عدم نیاز</w:t>
+        <w:t>تفکیک readPermission/writePermission</w:t>
       </w:r>
     </w:p>
     <w:p>
@@ -8271,7 +9019,7 @@
         <w:rPr>
           <w:rtl/>
         </w:rPr>
-        <w:t>Permission و Caller Validation</w:t>
+        <w:t>selectionArgs و Allowlist ستون‌ها</w:t>
       </w:r>
     </w:p>
     <w:p>
@@ -8284,61 +9032,7 @@
         <w:jc w:val="left"/>
       </w:pPr>
       <w:r>
-        <w:rPr>
-          <w:rtl/>
-        </w:rPr>
-        <w:lastRenderedPageBreak/>
-        <w:t>اعتبارسنجی دقیق ورودی و مقصد</w:t>
-      </w:r>
-    </w:p>
-    <w:p>
-      <w:pPr>
-        <w:pStyle w:val="ListBullet"/>
-        <w:numPr>
-          <w:ilvl w:val="0"/>
-          <w:numId w:val="0"/>
-        </w:numPr>
-        <w:jc w:val="left"/>
-      </w:pPr>
-      <w:r>
-        <w:t xml:space="preserve">Immutable </w:t>
-      </w:r>
-      <w:proofErr w:type="spellStart"/>
-      <w:r>
-        <w:t>PendingIntent</w:t>
-      </w:r>
-      <w:proofErr w:type="spellEnd"/>
-    </w:p>
-    <w:p>
-      <w:pPr>
-        <w:pStyle w:val="ListBullet"/>
-        <w:numPr>
-          <w:ilvl w:val="0"/>
-          <w:numId w:val="0"/>
-        </w:numPr>
-        <w:jc w:val="left"/>
-      </w:pPr>
-      <w:r>
-        <w:rPr>
-          <w:rtl/>
-        </w:rPr>
-        <w:t>App Links تأییدشده</w:t>
-      </w:r>
-    </w:p>
-    <w:p>
-      <w:pPr>
-        <w:pStyle w:val="ListBullet"/>
-        <w:numPr>
-          <w:ilvl w:val="0"/>
-          <w:numId w:val="0"/>
-        </w:numPr>
-        <w:jc w:val="left"/>
-      </w:pPr>
-      <w:r>
-        <w:rPr>
-          <w:rtl/>
-        </w:rPr>
-        <w:t>احراز هویت مجدد و تأیید کاربر برای عملیات حساس</w:t>
+        <w:t>Canonical Path Validation</w:t>
       </w:r>
     </w:p>
     <w:p>
@@ -8355,706 +9049,23 @@
           <w:color w:val="1F4E78"/>
           <w:rtl/>
         </w:rPr>
-        <w:t>۱۲-۸. نگاشت OWASP و وضعیت در DIVA</w:t>
-      </w:r>
-    </w:p>
-    <w:tbl>
-      <w:tblPr>
-        <w:tblStyle w:val="TableGrid"/>
-        <w:bidiVisual/>
-        <w:tblW w:w="0" w:type="auto"/>
-        <w:jc w:val="right"/>
-        <w:tblLook w:val="04A0" w:firstRow="1" w:lastRow="0" w:firstColumn="1" w:lastColumn="0" w:noHBand="0" w:noVBand="1"/>
-      </w:tblPr>
-      <w:tblGrid>
-        <w:gridCol w:w="5179"/>
-        <w:gridCol w:w="5179"/>
-      </w:tblGrid>
-      <w:tr>
-        <w:trPr>
-          <w:jc w:val="right"/>
-        </w:trPr>
-        <w:tc>
-          <w:tcPr>
-            <w:tcW w:w="5184" w:type="dxa"/>
-            <w:shd w:val="clear" w:color="auto" w:fill="1F4E78"/>
-            <w:vAlign w:val="center"/>
-          </w:tcPr>
-          <w:p>
-            <w:pPr>
-              <w:jc w:val="left"/>
-            </w:pPr>
-            <w:r>
-              <w:rPr>
-                <w:b/>
-                <w:color w:val="FFFFFF"/>
-                <w:rtl/>
-              </w:rPr>
-              <w:t>موضوع</w:t>
-            </w:r>
-          </w:p>
-        </w:tc>
-        <w:tc>
-          <w:tcPr>
-            <w:tcW w:w="5184" w:type="dxa"/>
-            <w:shd w:val="clear" w:color="auto" w:fill="1F4E78"/>
-            <w:vAlign w:val="center"/>
-          </w:tcPr>
-          <w:p>
-            <w:pPr>
-              <w:jc w:val="left"/>
-            </w:pPr>
-            <w:r>
-              <w:rPr>
-                <w:b/>
-                <w:color w:val="FFFFFF"/>
-                <w:rtl/>
-              </w:rPr>
-              <w:t>توضیح</w:t>
-            </w:r>
-          </w:p>
-        </w:tc>
-      </w:tr>
-      <w:tr>
-        <w:trPr>
-          <w:jc w:val="right"/>
-        </w:trPr>
-        <w:tc>
-          <w:tcPr>
-            <w:tcW w:w="5184" w:type="dxa"/>
-            <w:vAlign w:val="center"/>
-          </w:tcPr>
-          <w:p>
-            <w:pPr>
-              <w:jc w:val="left"/>
-            </w:pPr>
-            <w:r>
-              <w:rPr>
-                <w:rtl/>
-              </w:rPr>
-              <w:t>نگاشت OWASP</w:t>
-            </w:r>
-          </w:p>
-        </w:tc>
-        <w:tc>
-          <w:tcPr>
-            <w:tcW w:w="5184" w:type="dxa"/>
-            <w:vAlign w:val="center"/>
-          </w:tcPr>
-          <w:p>
-            <w:pPr>
-              <w:jc w:val="left"/>
-            </w:pPr>
-            <w:r>
-              <w:rPr>
-                <w:rtl/>
-              </w:rPr>
-              <w:t>MASVS-PLATFORM و MASWE ضعف‌های IPC/Deep Links</w:t>
-            </w:r>
-          </w:p>
-        </w:tc>
-      </w:tr>
-      <w:tr>
-        <w:trPr>
-          <w:jc w:val="right"/>
-        </w:trPr>
-        <w:tc>
-          <w:tcPr>
-            <w:tcW w:w="5184" w:type="dxa"/>
-            <w:vAlign w:val="center"/>
-          </w:tcPr>
-          <w:p>
-            <w:pPr>
-              <w:jc w:val="left"/>
-            </w:pPr>
-            <w:r>
-              <w:rPr>
-                <w:rtl/>
-              </w:rPr>
-              <w:t>وضعیت در DIVA</w:t>
-            </w:r>
-          </w:p>
-        </w:tc>
-        <w:tc>
-          <w:tcPr>
-            <w:tcW w:w="5184" w:type="dxa"/>
-            <w:vAlign w:val="center"/>
-          </w:tcPr>
-          <w:p>
-            <w:pPr>
-              <w:jc w:val="left"/>
-            </w:pPr>
-            <w:r>
-              <w:rPr>
-                <w:rtl/>
-              </w:rPr>
-              <w:t>در DIVA کنترل دسترسی و Activityهای صادرشده نمود دارند؛ Deep Link و OAuth Hijacking کامل لزوماً وجود ندارد.</w:t>
-            </w:r>
-          </w:p>
-        </w:tc>
-      </w:tr>
-    </w:tbl>
-    <w:p>
-      <w:pPr>
-        <w:jc w:val="left"/>
-      </w:pPr>
-    </w:p>
-    <w:p>
-      <w:pPr>
-        <w:jc w:val="left"/>
-      </w:pPr>
-    </w:p>
-    <w:p>
-      <w:pPr>
-        <w:jc w:val="left"/>
-      </w:pPr>
-    </w:p>
-    <w:p>
-      <w:pPr>
-        <w:jc w:val="left"/>
-      </w:pPr>
-    </w:p>
-    <w:p>
-      <w:pPr>
-        <w:jc w:val="left"/>
-      </w:pPr>
-    </w:p>
-    <w:p>
-      <w:pPr>
-        <w:jc w:val="left"/>
-      </w:pPr>
-    </w:p>
-    <w:p>
-      <w:pPr>
-        <w:jc w:val="left"/>
-      </w:pPr>
-    </w:p>
-    <w:p>
-      <w:pPr>
-        <w:jc w:val="left"/>
-      </w:pPr>
-    </w:p>
-    <w:p>
-      <w:pPr>
-        <w:jc w:val="left"/>
-      </w:pPr>
-    </w:p>
-    <w:p>
-      <w:pPr>
-        <w:jc w:val="left"/>
-      </w:pPr>
-    </w:p>
-    <w:p>
-      <w:pPr>
-        <w:jc w:val="left"/>
-      </w:pPr>
-    </w:p>
-    <w:p>
-      <w:pPr>
-        <w:jc w:val="left"/>
-      </w:pPr>
-    </w:p>
-    <w:p>
-      <w:pPr>
-        <w:jc w:val="left"/>
-      </w:pPr>
-    </w:p>
-    <w:p>
-      <w:pPr>
-        <w:jc w:val="left"/>
-      </w:pPr>
-    </w:p>
-    <w:p>
-      <w:pPr>
-        <w:jc w:val="left"/>
-      </w:pPr>
-    </w:p>
-    <w:p>
-      <w:pPr>
-        <w:jc w:val="left"/>
-      </w:pPr>
-    </w:p>
-    <w:p>
-      <w:pPr>
-        <w:jc w:val="left"/>
-      </w:pPr>
-    </w:p>
-    <w:p>
-      <w:pPr>
-        <w:jc w:val="left"/>
-      </w:pPr>
-    </w:p>
-    <w:p>
-      <w:pPr>
-        <w:pStyle w:val="Heading1"/>
-        <w:jc w:val="left"/>
-        <w:rPr>
-          <w:rFonts w:cs="B Nazanin"/>
-        </w:rPr>
-      </w:pPr>
-      <w:r>
-        <w:rPr>
-          <w:rFonts w:cs="B Nazanin"/>
-          <w:color w:val="17365D"/>
-          <w:rtl/>
-        </w:rPr>
-        <w:lastRenderedPageBreak/>
-        <w:t>۱۳. Content Provider Attacks</w:t>
-      </w:r>
-    </w:p>
-    <w:p>
-      <w:pPr>
-        <w:pStyle w:val="Heading2"/>
-        <w:jc w:val="left"/>
-        <w:rPr>
-          <w:rFonts w:cs="B Nazanin"/>
-        </w:rPr>
-      </w:pPr>
+        <w:t>۱</w:t>
+      </w:r>
       <w:r>
         <w:rPr>
           <w:rFonts w:cs="B Nazanin"/>
           <w:color w:val="1F4E78"/>
           <w:rtl/>
         </w:rPr>
-        <w:t>۱۳-۱. تعریف حمله</w:t>
-      </w:r>
-    </w:p>
-    <w:p>
-      <w:pPr>
-        <w:spacing w:after="120"/>
-        <w:jc w:val="left"/>
-      </w:pPr>
-      <w:r>
-        <w:rPr>
-          <w:rtl/>
-        </w:rPr>
-        <w:t>Content Provider رابط اشتراک داده Android است. Provider ناامن ممکن است باعث خواندن، درج، تغییر یا حذف داده و گاهی SQL Injection یا Path Traversal شود.</w:t>
-      </w:r>
-    </w:p>
-    <w:p>
-      <w:pPr>
-        <w:pStyle w:val="Heading2"/>
-        <w:jc w:val="left"/>
-        <w:rPr>
-          <w:rFonts w:cs="B Nazanin"/>
-        </w:rPr>
-      </w:pPr>
+        <w:t>۲</w:t>
+      </w:r>
       <w:r>
         <w:rPr>
           <w:rFonts w:cs="B Nazanin"/>
           <w:color w:val="1F4E78"/>
           <w:rtl/>
         </w:rPr>
-        <w:t>۱۳-۲. نحوه وقوع و منطق فنی</w:t>
-      </w:r>
-    </w:p>
-    <w:p>
-      <w:pPr>
-        <w:spacing w:after="120"/>
-        <w:jc w:val="left"/>
-      </w:pPr>
-      <w:r>
-        <w:rPr>
-          <w:rtl/>
-        </w:rPr>
-        <w:t>Provider با exported=true و بدون Permission در دسترس اپ‌های دیگر است؛ URI، Projection، Selection یا مسیر فایل بدون محدودسازی پردازش می‌شود.</w:t>
-      </w:r>
-    </w:p>
-    <w:p>
-      <w:pPr>
-        <w:pStyle w:val="Heading2"/>
-        <w:jc w:val="left"/>
-        <w:rPr>
-          <w:rFonts w:cs="B Nazanin"/>
-        </w:rPr>
-      </w:pPr>
-      <w:r>
-        <w:rPr>
-          <w:rFonts w:cs="B Nazanin"/>
-          <w:color w:val="1F4E78"/>
-          <w:rtl/>
-        </w:rPr>
-        <w:t>۱۳-۳. سناریوی مفهومی</w:t>
-      </w:r>
-    </w:p>
-    <w:p>
-      <w:pPr>
-        <w:spacing w:after="120"/>
-        <w:jc w:val="left"/>
-      </w:pPr>
-      <w:r>
-        <w:rPr>
-          <w:rtl/>
-        </w:rPr>
-        <w:t>اپ مخرب URI مربوط به Notes را Query می‌کند و داده را بدون عبور از UI می‌خواند. اگر Selection مستقیماً به SQLite برسد، امکان Injection نیز ایجاد می‌شود.</w:t>
-      </w:r>
-    </w:p>
-    <w:p>
-      <w:pPr>
-        <w:pStyle w:val="Heading2"/>
-        <w:jc w:val="left"/>
-        <w:rPr>
-          <w:rFonts w:cs="B Nazanin"/>
-        </w:rPr>
-      </w:pPr>
-      <w:r>
-        <w:rPr>
-          <w:rFonts w:cs="B Nazanin"/>
-          <w:color w:val="1F4E78"/>
-          <w:rtl/>
-        </w:rPr>
-        <w:t>۱۳-۴. پیش‌شرط‌های موفقیت</w:t>
-      </w:r>
-    </w:p>
-    <w:p>
-      <w:pPr>
-        <w:pStyle w:val="ListBullet"/>
-        <w:numPr>
-          <w:ilvl w:val="0"/>
-          <w:numId w:val="0"/>
-        </w:numPr>
-        <w:jc w:val="left"/>
-      </w:pPr>
-      <w:r>
-        <w:rPr>
-          <w:rtl/>
-        </w:rPr>
-        <w:t>Provider صادرشده</w:t>
-      </w:r>
-    </w:p>
-    <w:p>
-      <w:pPr>
-        <w:pStyle w:val="ListBullet"/>
-        <w:numPr>
-          <w:ilvl w:val="0"/>
-          <w:numId w:val="0"/>
-        </w:numPr>
-        <w:jc w:val="left"/>
-      </w:pPr>
-      <w:r>
-        <w:rPr>
-          <w:rtl/>
-        </w:rPr>
-        <w:t>نبود read/write Permission</w:t>
-      </w:r>
-    </w:p>
-    <w:p>
-      <w:pPr>
-        <w:pStyle w:val="ListBullet"/>
-        <w:numPr>
-          <w:ilvl w:val="0"/>
-          <w:numId w:val="0"/>
-        </w:numPr>
-        <w:jc w:val="left"/>
-      </w:pPr>
-      <w:r>
-        <w:rPr>
-          <w:rtl/>
-        </w:rPr>
-        <w:t>URI قابل کشف</w:t>
-      </w:r>
-    </w:p>
-    <w:p>
-      <w:pPr>
-        <w:pStyle w:val="ListBullet"/>
-        <w:numPr>
-          <w:ilvl w:val="0"/>
-          <w:numId w:val="0"/>
-        </w:numPr>
-        <w:jc w:val="left"/>
-      </w:pPr>
-      <w:r>
-        <w:rPr>
-          <w:rtl/>
-        </w:rPr>
-        <w:t>ورودی Selection/Path کنترل‌شده</w:t>
-      </w:r>
-    </w:p>
-    <w:p>
-      <w:pPr>
-        <w:pStyle w:val="Heading2"/>
-        <w:jc w:val="left"/>
-        <w:rPr>
-          <w:rFonts w:cs="B Nazanin"/>
-        </w:rPr>
-      </w:pPr>
-      <w:r>
-        <w:rPr>
-          <w:rFonts w:cs="B Nazanin"/>
-          <w:color w:val="1F4E78"/>
-          <w:rtl/>
-        </w:rPr>
-        <w:t>۱۳-۵. پیامدهای امنیتی</w:t>
-      </w:r>
-    </w:p>
-    <w:p>
-      <w:pPr>
-        <w:pStyle w:val="ListBullet"/>
-        <w:numPr>
-          <w:ilvl w:val="0"/>
-          <w:numId w:val="0"/>
-        </w:numPr>
-        <w:jc w:val="left"/>
-      </w:pPr>
-      <w:r>
-        <w:rPr>
-          <w:rtl/>
-        </w:rPr>
-        <w:t>افشای داده</w:t>
-      </w:r>
-    </w:p>
-    <w:p>
-      <w:pPr>
-        <w:pStyle w:val="ListBullet"/>
-        <w:numPr>
-          <w:ilvl w:val="0"/>
-          <w:numId w:val="0"/>
-        </w:numPr>
-        <w:jc w:val="left"/>
-      </w:pPr>
-      <w:r>
-        <w:rPr>
-          <w:rtl/>
-        </w:rPr>
-        <w:t>تغییر یا حذف رکوردها</w:t>
-      </w:r>
-    </w:p>
-    <w:p>
-      <w:pPr>
-        <w:pStyle w:val="ListBullet"/>
-        <w:numPr>
-          <w:ilvl w:val="0"/>
-          <w:numId w:val="0"/>
-        </w:numPr>
-        <w:jc w:val="left"/>
-      </w:pPr>
-      <w:r>
-        <w:t>SQL Injection</w:t>
-      </w:r>
-    </w:p>
-    <w:p>
-      <w:pPr>
-        <w:pStyle w:val="ListBullet"/>
-        <w:numPr>
-          <w:ilvl w:val="0"/>
-          <w:numId w:val="0"/>
-        </w:numPr>
-        <w:jc w:val="left"/>
-      </w:pPr>
-      <w:r>
-        <w:rPr>
-          <w:rtl/>
-        </w:rPr>
-        <w:t>Path Traversal و افشای فایل</w:t>
-      </w:r>
-    </w:p>
-    <w:p>
-      <w:pPr>
-        <w:pStyle w:val="ListBullet"/>
-        <w:numPr>
-          <w:ilvl w:val="0"/>
-          <w:numId w:val="0"/>
-        </w:numPr>
-        <w:jc w:val="left"/>
-      </w:pPr>
-      <w:r>
-        <w:rPr>
-          <w:rtl/>
-        </w:rPr>
-        <w:t>دورزدن کنترل رابط کاربری</w:t>
-      </w:r>
-    </w:p>
-    <w:p>
-      <w:pPr>
-        <w:pStyle w:val="Heading2"/>
-        <w:jc w:val="left"/>
-        <w:rPr>
-          <w:rFonts w:cs="B Nazanin"/>
-        </w:rPr>
-      </w:pPr>
-      <w:r>
-        <w:rPr>
-          <w:rFonts w:cs="B Nazanin"/>
-          <w:color w:val="1F4E78"/>
-          <w:rtl/>
-        </w:rPr>
-        <w:t>۱۳-۶. نشانه‌ها و روش شناسایی</w:t>
-      </w:r>
-    </w:p>
-    <w:p>
-      <w:pPr>
-        <w:pStyle w:val="ListBullet"/>
-        <w:numPr>
-          <w:ilvl w:val="0"/>
-          <w:numId w:val="0"/>
-        </w:numPr>
-        <w:jc w:val="left"/>
-      </w:pPr>
-      <w:r>
-        <w:rPr>
-          <w:rtl/>
-        </w:rPr>
-        <w:t>بررسی Manifest و Authority</w:t>
-      </w:r>
-    </w:p>
-    <w:p>
-      <w:pPr>
-        <w:pStyle w:val="ListBullet"/>
-        <w:numPr>
-          <w:ilvl w:val="0"/>
-          <w:numId w:val="0"/>
-        </w:numPr>
-        <w:jc w:val="left"/>
-      </w:pPr>
-      <w:r>
-        <w:rPr>
-          <w:rtl/>
-        </w:rPr>
-        <w:t>تحلیل UriMatcher و متدهای query/insert/update/delete/openFile</w:t>
-      </w:r>
-    </w:p>
-    <w:p>
-      <w:pPr>
-        <w:pStyle w:val="ListBullet"/>
-        <w:numPr>
-          <w:ilvl w:val="0"/>
-          <w:numId w:val="0"/>
-        </w:numPr>
-        <w:jc w:val="left"/>
-      </w:pPr>
-      <w:r>
-        <w:rPr>
-          <w:rtl/>
-        </w:rPr>
-        <w:t>بررسی Permissionها</w:t>
-      </w:r>
-    </w:p>
-    <w:p>
-      <w:pPr>
-        <w:pStyle w:val="ListBullet"/>
-        <w:numPr>
-          <w:ilvl w:val="0"/>
-          <w:numId w:val="0"/>
-        </w:numPr>
-        <w:jc w:val="left"/>
-      </w:pPr>
-      <w:r>
-        <w:rPr>
-          <w:rtl/>
-        </w:rPr>
-        <w:t>تست با حساب/اپ آزمایشگاهی مجاز</w:t>
-      </w:r>
-    </w:p>
-    <w:p>
-      <w:pPr>
-        <w:pStyle w:val="Heading2"/>
-        <w:jc w:val="left"/>
-        <w:rPr>
-          <w:rFonts w:cs="B Nazanin"/>
-        </w:rPr>
-      </w:pPr>
-      <w:r>
-        <w:rPr>
-          <w:rFonts w:cs="B Nazanin"/>
-          <w:color w:val="1F4E78"/>
-          <w:rtl/>
-        </w:rPr>
-        <w:t>۱۳-۷. راهکارهای پیشگیری و اصلاح</w:t>
-      </w:r>
-    </w:p>
-    <w:p>
-      <w:pPr>
-        <w:pStyle w:val="ListBullet"/>
-        <w:numPr>
-          <w:ilvl w:val="0"/>
-          <w:numId w:val="0"/>
-        </w:numPr>
-        <w:jc w:val="left"/>
-      </w:pPr>
-      <w:r>
-        <w:rPr>
-          <w:rtl/>
-        </w:rPr>
-        <w:t>exported=false در صورت عدم نیاز</w:t>
-      </w:r>
-    </w:p>
-    <w:p>
-      <w:pPr>
-        <w:pStyle w:val="ListBullet"/>
-        <w:numPr>
-          <w:ilvl w:val="0"/>
-          <w:numId w:val="0"/>
-        </w:numPr>
-        <w:jc w:val="left"/>
-      </w:pPr>
-      <w:r>
-        <w:rPr>
-          <w:rtl/>
-        </w:rPr>
-        <w:t>Permission سطح signature یا متناسب با سناریو</w:t>
-      </w:r>
-    </w:p>
-    <w:p>
-      <w:pPr>
-        <w:pStyle w:val="ListBullet"/>
-        <w:numPr>
-          <w:ilvl w:val="0"/>
-          <w:numId w:val="0"/>
-        </w:numPr>
-        <w:jc w:val="left"/>
-      </w:pPr>
-      <w:r>
-        <w:rPr>
-          <w:rtl/>
-        </w:rPr>
-        <w:t>تفکیک readPermission/writePermission</w:t>
-      </w:r>
-    </w:p>
-    <w:p>
-      <w:pPr>
-        <w:pStyle w:val="ListBullet"/>
-        <w:numPr>
-          <w:ilvl w:val="0"/>
-          <w:numId w:val="0"/>
-        </w:numPr>
-        <w:jc w:val="left"/>
-      </w:pPr>
-      <w:r>
-        <w:rPr>
-          <w:rtl/>
-        </w:rPr>
-        <w:t>selectionArgs و Allowlist ستون‌ها</w:t>
-      </w:r>
-    </w:p>
-    <w:p>
-      <w:pPr>
-        <w:pStyle w:val="ListBullet"/>
-        <w:numPr>
-          <w:ilvl w:val="0"/>
-          <w:numId w:val="0"/>
-        </w:numPr>
-        <w:jc w:val="left"/>
-      </w:pPr>
-      <w:r>
-        <w:t>Canonical Path Validation</w:t>
-      </w:r>
-    </w:p>
-    <w:p>
-      <w:pPr>
-        <w:pStyle w:val="Heading2"/>
-        <w:jc w:val="left"/>
-        <w:rPr>
-          <w:rFonts w:cs="B Nazanin"/>
-        </w:rPr>
-      </w:pPr>
-      <w:r>
-        <w:rPr>
-          <w:rFonts w:cs="B Nazanin"/>
-          <w:color w:val="1F4E78"/>
-          <w:rtl/>
-        </w:rPr>
-        <w:lastRenderedPageBreak/>
-        <w:t>۱۳-۸. نگاشت OWASP و وضعیت در DIVA</w:t>
+        <w:t>-۸. نگاشت OWASP و وضعیت در DIVA</w:t>
       </w:r>
     </w:p>
     <w:tbl>
@@ -9265,41 +9276,6 @@
     </w:p>
     <w:p>
       <w:pPr>
-        <w:jc w:val="left"/>
-      </w:pPr>
-    </w:p>
-    <w:p>
-      <w:pPr>
-        <w:jc w:val="left"/>
-      </w:pPr>
-    </w:p>
-    <w:p>
-      <w:pPr>
-        <w:jc w:val="left"/>
-      </w:pPr>
-    </w:p>
-    <w:p>
-      <w:pPr>
-        <w:jc w:val="left"/>
-      </w:pPr>
-    </w:p>
-    <w:p>
-      <w:pPr>
-        <w:jc w:val="left"/>
-      </w:pPr>
-    </w:p>
-    <w:p>
-      <w:pPr>
-        <w:jc w:val="left"/>
-      </w:pPr>
-    </w:p>
-    <w:p>
-      <w:pPr>
-        <w:jc w:val="left"/>
-      </w:pPr>
-    </w:p>
-    <w:p>
-      <w:pPr>
         <w:pStyle w:val="Heading1"/>
         <w:jc w:val="left"/>
         <w:rPr>
@@ -9313,7 +9289,23 @@
           <w:rtl/>
         </w:rPr>
         <w:lastRenderedPageBreak/>
-        <w:t>۱۴. Insecure Data Storage و Hardcoded Secrets</w:t>
+        <w:t>۱</w:t>
+      </w:r>
+      <w:r>
+        <w:rPr>
+          <w:rFonts w:cs="B Nazanin"/>
+          <w:color w:val="17365D"/>
+          <w:rtl/>
+        </w:rPr>
+        <w:t>۳</w:t>
+      </w:r>
+      <w:r>
+        <w:rPr>
+          <w:rFonts w:cs="B Nazanin"/>
+          <w:color w:val="17365D"/>
+          <w:rtl/>
+        </w:rPr>
+        <w:t>. Insecure Data Storage و Hardcoded Secrets</w:t>
       </w:r>
     </w:p>
     <w:p>
@@ -9330,7 +9322,23 @@
           <w:color w:val="1F4E78"/>
           <w:rtl/>
         </w:rPr>
-        <w:t>۱۴-۱. تعریف حمله</w:t>
+        <w:t>۱</w:t>
+      </w:r>
+      <w:r>
+        <w:rPr>
+          <w:rFonts w:cs="B Nazanin"/>
+          <w:color w:val="1F4E78"/>
+          <w:rtl/>
+        </w:rPr>
+        <w:t>۳</w:t>
+      </w:r>
+      <w:r>
+        <w:rPr>
+          <w:rFonts w:cs="B Nazanin"/>
+          <w:color w:val="1F4E78"/>
+          <w:rtl/>
+        </w:rPr>
+        <w:t>-۱. تعریف حمله</w:t>
       </w:r>
     </w:p>
     <w:p>
@@ -9359,7 +9367,23 @@
           <w:color w:val="1F4E78"/>
           <w:rtl/>
         </w:rPr>
-        <w:t>۱۴-۲. نحوه وقوع و منطق فنی</w:t>
+        <w:t>۱</w:t>
+      </w:r>
+      <w:r>
+        <w:rPr>
+          <w:rFonts w:cs="B Nazanin"/>
+          <w:color w:val="1F4E78"/>
+          <w:rtl/>
+        </w:rPr>
+        <w:t>۳</w:t>
+      </w:r>
+      <w:r>
+        <w:rPr>
+          <w:rFonts w:cs="B Nazanin"/>
+          <w:color w:val="1F4E78"/>
+          <w:rtl/>
+        </w:rPr>
+        <w:t>-۲. نحوه وقوع و منطق فنی</w:t>
       </w:r>
     </w:p>
     <w:p>
@@ -9388,7 +9412,23 @@
           <w:color w:val="1F4E78"/>
           <w:rtl/>
         </w:rPr>
-        <w:t>۱۴-۳. سناریوی مفهومی</w:t>
+        <w:t>۱</w:t>
+      </w:r>
+      <w:r>
+        <w:rPr>
+          <w:rFonts w:cs="B Nazanin"/>
+          <w:color w:val="1F4E78"/>
+          <w:rtl/>
+        </w:rPr>
+        <w:t>۳</w:t>
+      </w:r>
+      <w:r>
+        <w:rPr>
+          <w:rFonts w:cs="B Nazanin"/>
+          <w:color w:val="1F4E78"/>
+          <w:rtl/>
+        </w:rPr>
+        <w:t>-۳. سناریوی مفهومی</w:t>
       </w:r>
     </w:p>
     <w:p>
@@ -9417,7 +9457,23 @@
           <w:color w:val="1F4E78"/>
           <w:rtl/>
         </w:rPr>
-        <w:t>۱۴-۴. پیش‌شرط‌های موفقیت</w:t>
+        <w:t>۱</w:t>
+      </w:r>
+      <w:r>
+        <w:rPr>
+          <w:rFonts w:cs="B Nazanin"/>
+          <w:color w:val="1F4E78"/>
+          <w:rtl/>
+        </w:rPr>
+        <w:t>۳</w:t>
+      </w:r>
+      <w:r>
+        <w:rPr>
+          <w:rFonts w:cs="B Nazanin"/>
+          <w:color w:val="1F4E78"/>
+          <w:rtl/>
+        </w:rPr>
+        <w:t>-۴. پیش‌شرط‌های موفقیت</w:t>
       </w:r>
     </w:p>
     <w:p>
@@ -9498,7 +9554,23 @@
           <w:color w:val="1F4E78"/>
           <w:rtl/>
         </w:rPr>
-        <w:t>۱۴-۵. پیامدهای امنیتی</w:t>
+        <w:t>۱</w:t>
+      </w:r>
+      <w:r>
+        <w:rPr>
+          <w:rFonts w:cs="B Nazanin"/>
+          <w:color w:val="1F4E78"/>
+          <w:rtl/>
+        </w:rPr>
+        <w:t>۳</w:t>
+      </w:r>
+      <w:r>
+        <w:rPr>
+          <w:rFonts w:cs="B Nazanin"/>
+          <w:color w:val="1F4E78"/>
+          <w:rtl/>
+        </w:rPr>
+        <w:t>-۵. پیامدهای امنیتی</w:t>
       </w:r>
     </w:p>
     <w:p>
@@ -9592,7 +9664,23 @@
           <w:color w:val="1F4E78"/>
           <w:rtl/>
         </w:rPr>
-        <w:t>۱۴-۶. نشانه‌ها و روش شناسایی</w:t>
+        <w:t>۱</w:t>
+      </w:r>
+      <w:r>
+        <w:rPr>
+          <w:rFonts w:cs="B Nazanin"/>
+          <w:color w:val="1F4E78"/>
+          <w:rtl/>
+        </w:rPr>
+        <w:t>۳</w:t>
+      </w:r>
+      <w:r>
+        <w:rPr>
+          <w:rFonts w:cs="B Nazanin"/>
+          <w:color w:val="1F4E78"/>
+          <w:rtl/>
+        </w:rPr>
+        <w:t>-۶. نشانه‌ها و روش شناسایی</w:t>
       </w:r>
     </w:p>
     <w:p>
@@ -9689,7 +9777,23 @@
           <w:color w:val="1F4E78"/>
           <w:rtl/>
         </w:rPr>
-        <w:t>۱۴-۷. راهکارهای پیشگیری و اصلاح</w:t>
+        <w:t>۱</w:t>
+      </w:r>
+      <w:r>
+        <w:rPr>
+          <w:rFonts w:cs="B Nazanin"/>
+          <w:color w:val="1F4E78"/>
+          <w:rtl/>
+        </w:rPr>
+        <w:t>۳</w:t>
+      </w:r>
+      <w:r>
+        <w:rPr>
+          <w:rFonts w:cs="B Nazanin"/>
+          <w:color w:val="1F4E78"/>
+          <w:rtl/>
+        </w:rPr>
+        <w:t>-۷. راهکارهای پیشگیری و اصلاح</w:t>
       </w:r>
     </w:p>
     <w:p>
@@ -9819,7 +9923,23 @@
           <w:color w:val="1F4E78"/>
           <w:rtl/>
         </w:rPr>
-        <w:t>۱۴-۸. نگاشت OWASP و وضعیت در DIVA</w:t>
+        <w:t>۱</w:t>
+      </w:r>
+      <w:r>
+        <w:rPr>
+          <w:rFonts w:cs="B Nazanin"/>
+          <w:color w:val="1F4E78"/>
+          <w:rtl/>
+        </w:rPr>
+        <w:t>۳</w:t>
+      </w:r>
+      <w:r>
+        <w:rPr>
+          <w:rFonts w:cs="B Nazanin"/>
+          <w:color w:val="1F4E78"/>
+          <w:rtl/>
+        </w:rPr>
+        <w:t>-۸. نگاشت OWASP و وضعیت در DIVA</w:t>
       </w:r>
     </w:p>
     <w:tbl>
@@ -10058,7 +10178,23 @@
           <w:rtl/>
         </w:rPr>
         <w:lastRenderedPageBreak/>
-        <w:t>۱۵. Reverse Engineering، Runtime Hooking و APK Repackaging</w:t>
+        <w:t>۱</w:t>
+      </w:r>
+      <w:r>
+        <w:rPr>
+          <w:rFonts w:cs="B Nazanin"/>
+          <w:color w:val="1F4E78"/>
+          <w:rtl/>
+        </w:rPr>
+        <w:t>۴</w:t>
+      </w:r>
+      <w:r>
+        <w:rPr>
+          <w:rFonts w:cs="B Nazanin"/>
+          <w:color w:val="17365D"/>
+          <w:rtl/>
+        </w:rPr>
+        <w:t>. Reverse Engineering، Runtime Hooking و APK Repackaging</w:t>
       </w:r>
     </w:p>
     <w:p>
@@ -10075,7 +10211,23 @@
           <w:color w:val="1F4E78"/>
           <w:rtl/>
         </w:rPr>
-        <w:t>۱۵-۱. تعریف حمله</w:t>
+        <w:t>۱</w:t>
+      </w:r>
+      <w:r>
+        <w:rPr>
+          <w:rFonts w:cs="B Nazanin"/>
+          <w:color w:val="1F4E78"/>
+          <w:rtl/>
+        </w:rPr>
+        <w:t>۴</w:t>
+      </w:r>
+      <w:r>
+        <w:rPr>
+          <w:rFonts w:cs="B Nazanin"/>
+          <w:color w:val="1F4E78"/>
+          <w:rtl/>
+        </w:rPr>
+        <w:t>-۱. تعریف حمله</w:t>
       </w:r>
     </w:p>
     <w:p>
@@ -10104,7 +10256,23 @@
           <w:color w:val="1F4E78"/>
           <w:rtl/>
         </w:rPr>
-        <w:t>۱۵-۲. نحوه وقوع و منطق فنی</w:t>
+        <w:t>۱</w:t>
+      </w:r>
+      <w:r>
+        <w:rPr>
+          <w:rFonts w:cs="B Nazanin"/>
+          <w:color w:val="1F4E78"/>
+          <w:rtl/>
+        </w:rPr>
+        <w:t>۴</w:t>
+      </w:r>
+      <w:r>
+        <w:rPr>
+          <w:rFonts w:cs="B Nazanin"/>
+          <w:color w:val="1F4E78"/>
+          <w:rtl/>
+        </w:rPr>
+        <w:t>-۲. نحوه وقوع و منطق فنی</w:t>
       </w:r>
     </w:p>
     <w:p>
@@ -10133,7 +10301,23 @@
           <w:color w:val="1F4E78"/>
           <w:rtl/>
         </w:rPr>
-        <w:t>۱۵-۳. سناریوی مفهومی</w:t>
+        <w:t>۱</w:t>
+      </w:r>
+      <w:r>
+        <w:rPr>
+          <w:rFonts w:cs="B Nazanin"/>
+          <w:color w:val="1F4E78"/>
+          <w:rtl/>
+        </w:rPr>
+        <w:t>۴</w:t>
+      </w:r>
+      <w:r>
+        <w:rPr>
+          <w:rFonts w:cs="B Nazanin"/>
+          <w:color w:val="1F4E78"/>
+          <w:rtl/>
+        </w:rPr>
+        <w:t>-۳. سناریوی مفهومی</w:t>
       </w:r>
     </w:p>
     <w:p>
@@ -10162,7 +10346,23 @@
           <w:color w:val="1F4E78"/>
           <w:rtl/>
         </w:rPr>
-        <w:t>۱۵-۴. پیش‌شرط‌های موفقیت</w:t>
+        <w:t>۱</w:t>
+      </w:r>
+      <w:r>
+        <w:rPr>
+          <w:rFonts w:cs="B Nazanin"/>
+          <w:color w:val="1F4E78"/>
+          <w:rtl/>
+        </w:rPr>
+        <w:t>۴</w:t>
+      </w:r>
+      <w:r>
+        <w:rPr>
+          <w:rFonts w:cs="B Nazanin"/>
+          <w:color w:val="1F4E78"/>
+          <w:rtl/>
+        </w:rPr>
+        <w:t>-۴. پیش‌شرط‌های موفقیت</w:t>
       </w:r>
     </w:p>
     <w:p>
@@ -10243,7 +10443,23 @@
           <w:color w:val="1F4E78"/>
           <w:rtl/>
         </w:rPr>
-        <w:t>۱۵-۵. پیامدهای امنیتی</w:t>
+        <w:t>۱</w:t>
+      </w:r>
+      <w:r>
+        <w:rPr>
+          <w:rFonts w:cs="B Nazanin"/>
+          <w:color w:val="1F4E78"/>
+          <w:rtl/>
+        </w:rPr>
+        <w:t>۴</w:t>
+      </w:r>
+      <w:r>
+        <w:rPr>
+          <w:rFonts w:cs="B Nazanin"/>
+          <w:color w:val="1F4E78"/>
+          <w:rtl/>
+        </w:rPr>
+        <w:t>-۵. پیامدهای امنیتی</w:t>
       </w:r>
     </w:p>
     <w:p>
@@ -10340,7 +10556,23 @@
           <w:color w:val="1F4E78"/>
           <w:rtl/>
         </w:rPr>
-        <w:t>۱۵-۶. نشانه‌ها و روش شناسایی</w:t>
+        <w:t>۱</w:t>
+      </w:r>
+      <w:r>
+        <w:rPr>
+          <w:rFonts w:cs="B Nazanin"/>
+          <w:color w:val="1F4E78"/>
+          <w:rtl/>
+        </w:rPr>
+        <w:t>۴</w:t>
+      </w:r>
+      <w:r>
+        <w:rPr>
+          <w:rFonts w:cs="B Nazanin"/>
+          <w:color w:val="1F4E78"/>
+          <w:rtl/>
+        </w:rPr>
+        <w:t>-۶. نشانه‌ها و روش شناسایی</w:t>
       </w:r>
     </w:p>
     <w:p>
@@ -10437,7 +10669,23 @@
           <w:color w:val="1F4E78"/>
           <w:rtl/>
         </w:rPr>
-        <w:t>۱۵-۷. راهکارهای پیشگیری و اصلاح</w:t>
+        <w:t>۱</w:t>
+      </w:r>
+      <w:r>
+        <w:rPr>
+          <w:rFonts w:cs="B Nazanin"/>
+          <w:color w:val="1F4E78"/>
+          <w:rtl/>
+        </w:rPr>
+        <w:t>۴</w:t>
+      </w:r>
+      <w:r>
+        <w:rPr>
+          <w:rFonts w:cs="B Nazanin"/>
+          <w:color w:val="1F4E78"/>
+          <w:rtl/>
+        </w:rPr>
+        <w:t>-۷. راهکارهای پیشگیری و اصلاح</w:t>
       </w:r>
     </w:p>
     <w:p>
@@ -10551,7 +10799,23 @@
           <w:color w:val="1F4E78"/>
           <w:rtl/>
         </w:rPr>
-        <w:t>۱۵-۸. نگاشت OWASP و وضعیت در DIVA</w:t>
+        <w:t>۱</w:t>
+      </w:r>
+      <w:r>
+        <w:rPr>
+          <w:rFonts w:cs="B Nazanin"/>
+          <w:color w:val="1F4E78"/>
+          <w:rtl/>
+        </w:rPr>
+        <w:t>۴</w:t>
+      </w:r>
+      <w:r>
+        <w:rPr>
+          <w:rFonts w:cs="B Nazanin"/>
+          <w:color w:val="1F4E78"/>
+          <w:rtl/>
+        </w:rPr>
+        <w:t>-۸. نگاشت OWASP و وضعیت در DIVA</w:t>
       </w:r>
     </w:p>
     <w:tbl>
@@ -10767,6 +11031,21 @@
     </w:p>
     <w:p>
       <w:pPr>
+        <w:jc w:val="left"/>
+      </w:pPr>
+    </w:p>
+    <w:p>
+      <w:pPr>
+        <w:jc w:val="left"/>
+      </w:pPr>
+    </w:p>
+    <w:p>
+      <w:pPr>
+        <w:jc w:val="left"/>
+      </w:pPr>
+    </w:p>
+    <w:p>
+      <w:pPr>
         <w:pStyle w:val="Heading1"/>
         <w:jc w:val="left"/>
         <w:rPr>
@@ -10780,7 +11059,23 @@
           <w:rtl/>
         </w:rPr>
         <w:lastRenderedPageBreak/>
-        <w:t>۱۶. SSL Pinning Bypass و Root Detection Bypass</w:t>
+        <w:t>۱</w:t>
+      </w:r>
+      <w:r>
+        <w:rPr>
+          <w:rFonts w:cs="B Nazanin"/>
+          <w:color w:val="1F4E78"/>
+          <w:rtl/>
+        </w:rPr>
+        <w:t>۵</w:t>
+      </w:r>
+      <w:r>
+        <w:rPr>
+          <w:rFonts w:cs="B Nazanin"/>
+          <w:color w:val="17365D"/>
+          <w:rtl/>
+        </w:rPr>
+        <w:t>. Denial of Service و Unrestricted Resource Consumption</w:t>
       </w:r>
     </w:p>
     <w:p>
@@ -10797,7 +11092,23 @@
           <w:color w:val="1F4E78"/>
           <w:rtl/>
         </w:rPr>
-        <w:t>۱۶-۱. تعریف حمله</w:t>
+        <w:t>۱</w:t>
+      </w:r>
+      <w:r>
+        <w:rPr>
+          <w:rFonts w:cs="B Nazanin"/>
+          <w:color w:val="1F4E78"/>
+          <w:rtl/>
+        </w:rPr>
+        <w:t>۵</w:t>
+      </w:r>
+      <w:r>
+        <w:rPr>
+          <w:rFonts w:cs="B Nazanin"/>
+          <w:color w:val="1F4E78"/>
+          <w:rtl/>
+        </w:rPr>
+        <w:t>-۱. تعریف حمله</w:t>
       </w:r>
     </w:p>
     <w:p>
@@ -10809,7 +11120,7 @@
         <w:rPr>
           <w:rtl/>
         </w:rPr>
-        <w:t>این حملات مستقیماً ضعف اصلی نیستند؛ تکنیک‌هایی برای غیرفعال کردن کنترل‌های دفاعی Client هستند تا تحلیل شبکه یا اجرای اپ روی دستگاه تحت کنترل ممکن شود.</w:t>
+        <w:t>DoS تلاش برای کاهش دسترس‌پذیری سرویس یا اپ است. در API، مصرف نامحدود CPU، Memory، Storage، Bandwidth، پیامک یا سرویس‌های پولی می‌تواند علاوه بر اختلال، هزینه مالی ایجاد کند.</w:t>
       </w:r>
     </w:p>
     <w:p>
@@ -10826,7 +11137,23 @@
           <w:color w:val="1F4E78"/>
           <w:rtl/>
         </w:rPr>
-        <w:t>۱۶-۲. نحوه وقوع و منطق فنی</w:t>
+        <w:t>۱</w:t>
+      </w:r>
+      <w:r>
+        <w:rPr>
+          <w:rFonts w:cs="B Nazanin"/>
+          <w:color w:val="1F4E78"/>
+          <w:rtl/>
+        </w:rPr>
+        <w:t>۵</w:t>
+      </w:r>
+      <w:r>
+        <w:rPr>
+          <w:rFonts w:cs="B Nazanin"/>
+          <w:color w:val="1F4E78"/>
+          <w:rtl/>
+        </w:rPr>
+        <w:t>-۲. نحوه وقوع و منطق فنی</w:t>
       </w:r>
     </w:p>
     <w:p>
@@ -10838,7 +11165,7 @@
         <w:rPr>
           <w:rtl/>
         </w:rPr>
-        <w:t>مهاجم متد اعتبارسنجی Certificate یا Root Check را Hook می‌کند، کد Smali را تغییر می‌دهد یا محیط را پنهان می‌کند. چون تصمیم روی Client اجرا می‌شود، مهاجم دارای کنترل دستگاه می‌تواند آن را هدف قرار دهد.</w:t>
+        <w:t>مهاجم درخواست‌های پرتعداد یا پرهزینه، Upload بزرگ، Query با limit بسیار زیاد، تولید گزارش، OTP یا پردازش تصویر را تکرار می‌کند. نبود Quota، Timeout و محدودیت منابع باعث اشباع می‌شود.</w:t>
       </w:r>
     </w:p>
     <w:p>
@@ -10855,7 +11182,23 @@
           <w:color w:val="1F4E78"/>
           <w:rtl/>
         </w:rPr>
-        <w:t>۱۶-۳. سناریوی مفهومی</w:t>
+        <w:t>۱</w:t>
+      </w:r>
+      <w:r>
+        <w:rPr>
+          <w:rFonts w:cs="B Nazanin"/>
+          <w:color w:val="1F4E78"/>
+          <w:rtl/>
+        </w:rPr>
+        <w:t>۵</w:t>
+      </w:r>
+      <w:r>
+        <w:rPr>
+          <w:rFonts w:cs="B Nazanin"/>
+          <w:color w:val="1F4E78"/>
+          <w:rtl/>
+        </w:rPr>
+        <w:t>-۳. سناریوی مفهومی</w:t>
       </w:r>
     </w:p>
     <w:p>
@@ -10867,7 +11210,7 @@
         <w:rPr>
           <w:rtl/>
         </w:rPr>
-        <w:t>برنامه اتصال به Burp را رد می‌کند. ارزیاب مجاز در آزمایشگاه متد Pinning را Hook می‌کند تا رفتار API را مشاهده کند. در مثال دیگر متد isRooted همیشه false برگردانده می‌شود.</w:t>
+        <w:t>Endpoint ارسال OTP بدون محدودیت بارها فراخوانی می‌شود یا درخواست گزارش با بازه بسیار بزرگ منابع Server را مصرف می‌کند.</w:t>
       </w:r>
     </w:p>
     <w:p>
@@ -10884,7 +11227,23 @@
           <w:color w:val="1F4E78"/>
           <w:rtl/>
         </w:rPr>
-        <w:t>۱۶-۴. پیش‌شرط‌های موفقیت</w:t>
+        <w:t>۱</w:t>
+      </w:r>
+      <w:r>
+        <w:rPr>
+          <w:rFonts w:cs="B Nazanin"/>
+          <w:color w:val="1F4E78"/>
+          <w:rtl/>
+        </w:rPr>
+        <w:t>۵</w:t>
+      </w:r>
+      <w:r>
+        <w:rPr>
+          <w:rFonts w:cs="B Nazanin"/>
+          <w:color w:val="1F4E78"/>
+          <w:rtl/>
+        </w:rPr>
+        <w:t>-۴. پیش‌شرط‌های موفقیت</w:t>
       </w:r>
     </w:p>
     <w:p>
@@ -10900,7 +11259,7 @@
         <w:rPr>
           <w:rtl/>
         </w:rPr>
-        <w:t>کنترل کامل یا زیاد روی دستگاه</w:t>
+        <w:t>Endpoint پرهزینه یا قابل تکرار</w:t>
       </w:r>
     </w:p>
     <w:p>
@@ -10916,7 +11275,7 @@
         <w:rPr>
           <w:rtl/>
         </w:rPr>
-        <w:t>قابل Hook بودن Runtime یا تغییر APK</w:t>
+        <w:t>نبود Rate Limit/Quota</w:t>
       </w:r>
     </w:p>
     <w:p>
@@ -10932,7 +11291,7 @@
         <w:rPr>
           <w:rtl/>
         </w:rPr>
-        <w:t>قرار گرفتن تصمیم نهایی امنیتی در Client</w:t>
+        <w:t>عدم محدودیت اندازه و پیچیدگی ورودی</w:t>
       </w:r>
     </w:p>
     <w:p>
@@ -10948,7 +11307,7 @@
         <w:rPr>
           <w:rtl/>
         </w:rPr>
-        <w:t>نبود کنترل تکمیلی سمت Server</w:t>
+        <w:t>نبود Timeout و Circuit Breaker</w:t>
       </w:r>
     </w:p>
     <w:p>
@@ -10965,7 +11324,23 @@
           <w:color w:val="1F4E78"/>
           <w:rtl/>
         </w:rPr>
-        <w:t>۱۶-۵. پیامدهای امنیتی</w:t>
+        <w:t>۱</w:t>
+      </w:r>
+      <w:r>
+        <w:rPr>
+          <w:rFonts w:cs="B Nazanin"/>
+          <w:color w:val="1F4E78"/>
+          <w:rtl/>
+        </w:rPr>
+        <w:t>۵</w:t>
+      </w:r>
+      <w:r>
+        <w:rPr>
+          <w:rFonts w:cs="B Nazanin"/>
+          <w:color w:val="1F4E78"/>
+          <w:rtl/>
+        </w:rPr>
+        <w:t>-۵. پیامدهای امنیتی</w:t>
       </w:r>
     </w:p>
     <w:p>
@@ -10981,7 +11356,7 @@
         <w:rPr>
           <w:rtl/>
         </w:rPr>
-        <w:t>تسهیل MITM آزمایشگاهی یا مخرب</w:t>
+        <w:t>اختلال سرویس</w:t>
       </w:r>
     </w:p>
     <w:p>
@@ -10997,7 +11372,7 @@
         <w:rPr>
           <w:rtl/>
         </w:rPr>
-        <w:t>دورزدن سیاست دستگاه</w:t>
+        <w:t>افزایش هزینه Cloud/SMS/Email</w:t>
       </w:r>
     </w:p>
     <w:p>
@@ -11013,7 +11388,7 @@
         <w:rPr>
           <w:rtl/>
         </w:rPr>
-        <w:t>اجرای اپ در محیط دستکاری‌شده</w:t>
+        <w:t>تأخیر برای کاربران واقعی</w:t>
       </w:r>
     </w:p>
     <w:p>
@@ -11029,7 +11404,7 @@
         <w:rPr>
           <w:rtl/>
         </w:rPr>
-        <w:t>کمک به استخراج داده و منطق</w:t>
+        <w:t>Crash یا Battery Drain در Client</w:t>
       </w:r>
     </w:p>
     <w:p>
@@ -11046,7 +11421,23 @@
           <w:color w:val="1F4E78"/>
           <w:rtl/>
         </w:rPr>
-        <w:t>۱۶-۶. نشانه‌ها و روش شناسایی</w:t>
+        <w:t>۱</w:t>
+      </w:r>
+      <w:r>
+        <w:rPr>
+          <w:rFonts w:cs="B Nazanin"/>
+          <w:color w:val="1F4E78"/>
+          <w:rtl/>
+        </w:rPr>
+        <w:t>۵</w:t>
+      </w:r>
+      <w:r>
+        <w:rPr>
+          <w:rFonts w:cs="B Nazanin"/>
+          <w:color w:val="1F4E78"/>
+          <w:rtl/>
+        </w:rPr>
+        <w:t>-۶. نشانه‌ها و روش شناسایی</w:t>
       </w:r>
     </w:p>
     <w:p>
@@ -11062,7 +11453,7 @@
         <w:rPr>
           <w:rtl/>
         </w:rPr>
-        <w:t>شناسایی کتابخانه Pinning و Root Check</w:t>
+        <w:t>افزایش غیرعادی نرخ و Latency</w:t>
       </w:r>
     </w:p>
     <w:p>
@@ -11078,7 +11469,7 @@
         <w:rPr>
           <w:rtl/>
         </w:rPr>
-        <w:t>بررسی نقاط تصمیم در کد</w:t>
+        <w:t>مصرف CPU/Memory/Bandwidth</w:t>
       </w:r>
     </w:p>
     <w:p>
@@ -11094,7 +11485,7 @@
         <w:rPr>
           <w:rtl/>
         </w:rPr>
-        <w:t>تست روی دستگاه Root/Instrumented مجاز</w:t>
+        <w:t>صف‌های طولانی و خطاهای Timeout</w:t>
       </w:r>
     </w:p>
     <w:p>
@@ -11110,7 +11501,7 @@
         <w:rPr>
           <w:rtl/>
         </w:rPr>
-        <w:t>تحلیل رفتار Server در صورت Bypass</w:t>
+        <w:t>الگوهای تکراری روی Endpointهای گران</w:t>
       </w:r>
     </w:p>
     <w:p>
@@ -11127,7 +11518,23 @@
           <w:color w:val="1F4E78"/>
           <w:rtl/>
         </w:rPr>
-        <w:t>۱۶-۷. راهکارهای پیشگیری و اصلاح</w:t>
+        <w:t>۱</w:t>
+      </w:r>
+      <w:r>
+        <w:rPr>
+          <w:rFonts w:cs="B Nazanin"/>
+          <w:color w:val="1F4E78"/>
+          <w:rtl/>
+        </w:rPr>
+        <w:t>۵</w:t>
+      </w:r>
+      <w:r>
+        <w:rPr>
+          <w:rFonts w:cs="B Nazanin"/>
+          <w:color w:val="1F4E78"/>
+          <w:rtl/>
+        </w:rPr>
+        <w:t>-۷. راهکارهای پیشگیری و اصلاح</w:t>
       </w:r>
     </w:p>
     <w:p>
@@ -11143,7 +11550,7 @@
         <w:rPr>
           <w:rtl/>
         </w:rPr>
-        <w:t>طراحی دفاع چندلایه و عدم اتکا به یک کنترل</w:t>
+        <w:t>Quota و Rate Limit متناسب با عملیات</w:t>
       </w:r>
     </w:p>
     <w:p>
@@ -11159,7 +11566,7 @@
         <w:rPr>
           <w:rtl/>
         </w:rPr>
-        <w:t>Pinning با مدیریت Rotation مناسب</w:t>
+        <w:t>محدودیت اندازه، Page Size و Complexity</w:t>
       </w:r>
     </w:p>
     <w:p>
@@ -11175,7 +11582,7 @@
         <w:rPr>
           <w:rtl/>
         </w:rPr>
-        <w:t>Attestation و Risk-based Controls سمت Server</w:t>
+        <w:t>Timeout، Cancellation و Circuit Breaker</w:t>
       </w:r>
     </w:p>
     <w:p>
@@ -11191,7 +11598,7 @@
         <w:rPr>
           <w:rtl/>
         </w:rPr>
-        <w:t>حفاظت از عملیات حساس با Authorization و Re-authentication</w:t>
+        <w:t>Cache و صف‌بندی امن</w:t>
       </w:r>
     </w:p>
     <w:p>
@@ -11207,378 +11614,7 @@
         <w:rPr>
           <w:rtl/>
         </w:rPr>
-        <w:t>Telemetry و پاسخ به نشانه‌های دستکاری</w:t>
-      </w:r>
-    </w:p>
-    <w:p>
-      <w:pPr>
-        <w:pStyle w:val="Heading2"/>
-        <w:jc w:val="left"/>
-        <w:rPr>
-          <w:rFonts w:cs="B Nazanin"/>
-        </w:rPr>
-      </w:pPr>
-      <w:r>
-        <w:rPr>
-          <w:rFonts w:cs="B Nazanin"/>
-          <w:color w:val="1F4E78"/>
-          <w:rtl/>
-        </w:rPr>
-        <w:lastRenderedPageBreak/>
-        <w:t>۱۶-۸. نگاشت OWASP و وضعیت در DIVA</w:t>
-      </w:r>
-    </w:p>
-    <w:tbl>
-      <w:tblPr>
-        <w:tblStyle w:val="TableGrid"/>
-        <w:bidiVisual/>
-        <w:tblW w:w="0" w:type="auto"/>
-        <w:jc w:val="right"/>
-        <w:tblLook w:val="04A0" w:firstRow="1" w:lastRow="0" w:firstColumn="1" w:lastColumn="0" w:noHBand="0" w:noVBand="1"/>
-      </w:tblPr>
-      <w:tblGrid>
-        <w:gridCol w:w="5179"/>
-        <w:gridCol w:w="5179"/>
-      </w:tblGrid>
-      <w:tr>
-        <w:trPr>
-          <w:jc w:val="right"/>
-        </w:trPr>
-        <w:tc>
-          <w:tcPr>
-            <w:tcW w:w="5184" w:type="dxa"/>
-            <w:shd w:val="clear" w:color="auto" w:fill="1F4E78"/>
-            <w:vAlign w:val="center"/>
-          </w:tcPr>
-          <w:p>
-            <w:pPr>
-              <w:jc w:val="left"/>
-            </w:pPr>
-            <w:r>
-              <w:rPr>
-                <w:b/>
-                <w:color w:val="FFFFFF"/>
-                <w:rtl/>
-              </w:rPr>
-              <w:t>موضوع</w:t>
-            </w:r>
-          </w:p>
-        </w:tc>
-        <w:tc>
-          <w:tcPr>
-            <w:tcW w:w="5184" w:type="dxa"/>
-            <w:shd w:val="clear" w:color="auto" w:fill="1F4E78"/>
-            <w:vAlign w:val="center"/>
-          </w:tcPr>
-          <w:p>
-            <w:pPr>
-              <w:jc w:val="left"/>
-            </w:pPr>
-            <w:r>
-              <w:rPr>
-                <w:b/>
-                <w:color w:val="FFFFFF"/>
-                <w:rtl/>
-              </w:rPr>
-              <w:t>توضیح</w:t>
-            </w:r>
-          </w:p>
-        </w:tc>
-      </w:tr>
-      <w:tr>
-        <w:trPr>
-          <w:jc w:val="right"/>
-        </w:trPr>
-        <w:tc>
-          <w:tcPr>
-            <w:tcW w:w="5184" w:type="dxa"/>
-            <w:vAlign w:val="center"/>
-          </w:tcPr>
-          <w:p>
-            <w:pPr>
-              <w:jc w:val="left"/>
-            </w:pPr>
-            <w:r>
-              <w:rPr>
-                <w:rtl/>
-              </w:rPr>
-              <w:t>نگاشت OWASP</w:t>
-            </w:r>
-          </w:p>
-        </w:tc>
-        <w:tc>
-          <w:tcPr>
-            <w:tcW w:w="5184" w:type="dxa"/>
-            <w:vAlign w:val="center"/>
-          </w:tcPr>
-          <w:p>
-            <w:pPr>
-              <w:jc w:val="left"/>
-            </w:pPr>
-            <w:r>
-              <w:rPr>
-                <w:rtl/>
-              </w:rPr>
-              <w:t>MASVS-NETWORK و MASVS-RESILIENCE</w:t>
-            </w:r>
-          </w:p>
-        </w:tc>
-      </w:tr>
-      <w:tr>
-        <w:trPr>
-          <w:jc w:val="right"/>
-        </w:trPr>
-        <w:tc>
-          <w:tcPr>
-            <w:tcW w:w="5184" w:type="dxa"/>
-            <w:vAlign w:val="center"/>
-          </w:tcPr>
-          <w:p>
-            <w:pPr>
-              <w:jc w:val="left"/>
-            </w:pPr>
-            <w:r>
-              <w:rPr>
-                <w:rtl/>
-              </w:rPr>
-              <w:t>وضعیت در DIVA</w:t>
-            </w:r>
-          </w:p>
-        </w:tc>
-        <w:tc>
-          <w:tcPr>
-            <w:tcW w:w="5184" w:type="dxa"/>
-            <w:vAlign w:val="center"/>
-          </w:tcPr>
-          <w:p>
-            <w:pPr>
-              <w:jc w:val="left"/>
-            </w:pPr>
-            <w:r>
-              <w:rPr>
-                <w:rtl/>
-              </w:rPr>
-              <w:t>DIVA Pinning و Root Detection استاندارد برای دمو کامل ندارد؛ بخش نظری است.</w:t>
-            </w:r>
-          </w:p>
-        </w:tc>
-      </w:tr>
-    </w:tbl>
-    <w:p>
-      <w:pPr>
-        <w:jc w:val="left"/>
-      </w:pPr>
-    </w:p>
-    <w:p>
-      <w:pPr>
-        <w:jc w:val="left"/>
-      </w:pPr>
-    </w:p>
-    <w:p>
-      <w:pPr>
-        <w:jc w:val="left"/>
-      </w:pPr>
-    </w:p>
-    <w:p>
-      <w:pPr>
-        <w:jc w:val="left"/>
-      </w:pPr>
-    </w:p>
-    <w:p>
-      <w:pPr>
-        <w:jc w:val="left"/>
-      </w:pPr>
-    </w:p>
-    <w:p>
-      <w:pPr>
-        <w:jc w:val="left"/>
-      </w:pPr>
-    </w:p>
-    <w:p>
-      <w:pPr>
-        <w:jc w:val="left"/>
-      </w:pPr>
-    </w:p>
-    <w:p>
-      <w:pPr>
-        <w:jc w:val="left"/>
-      </w:pPr>
-    </w:p>
-    <w:p>
-      <w:pPr>
-        <w:jc w:val="left"/>
-      </w:pPr>
-    </w:p>
-    <w:p>
-      <w:pPr>
-        <w:jc w:val="left"/>
-      </w:pPr>
-    </w:p>
-    <w:p>
-      <w:pPr>
-        <w:jc w:val="left"/>
-      </w:pPr>
-    </w:p>
-    <w:p>
-      <w:pPr>
-        <w:jc w:val="left"/>
-      </w:pPr>
-    </w:p>
-    <w:p>
-      <w:pPr>
-        <w:jc w:val="left"/>
-      </w:pPr>
-    </w:p>
-    <w:p>
-      <w:pPr>
-        <w:jc w:val="left"/>
-      </w:pPr>
-    </w:p>
-    <w:p>
-      <w:pPr>
-        <w:jc w:val="left"/>
-      </w:pPr>
-    </w:p>
-    <w:p>
-      <w:pPr>
-        <w:jc w:val="left"/>
-      </w:pPr>
-    </w:p>
-    <w:p>
-      <w:pPr>
-        <w:jc w:val="left"/>
-      </w:pPr>
-    </w:p>
-    <w:p>
-      <w:pPr>
-        <w:jc w:val="left"/>
-      </w:pPr>
-    </w:p>
-    <w:p>
-      <w:pPr>
-        <w:jc w:val="left"/>
-      </w:pPr>
-    </w:p>
-    <w:p>
-      <w:pPr>
-        <w:pStyle w:val="Heading1"/>
-        <w:jc w:val="left"/>
-        <w:rPr>
-          <w:rFonts w:cs="B Nazanin"/>
-        </w:rPr>
-      </w:pPr>
-      <w:r>
-        <w:rPr>
-          <w:rFonts w:cs="B Nazanin"/>
-          <w:color w:val="17365D"/>
-          <w:rtl/>
-        </w:rPr>
-        <w:lastRenderedPageBreak/>
-        <w:t>۱۷. Denial of Service و Unrestricted Resource Consumption</w:t>
-      </w:r>
-    </w:p>
-    <w:p>
-      <w:pPr>
-        <w:pStyle w:val="Heading2"/>
-        <w:jc w:val="left"/>
-        <w:rPr>
-          <w:rFonts w:cs="B Nazanin"/>
-        </w:rPr>
-      </w:pPr>
-      <w:r>
-        <w:rPr>
-          <w:rFonts w:cs="B Nazanin"/>
-          <w:color w:val="1F4E78"/>
-          <w:rtl/>
-        </w:rPr>
-        <w:t>۱۷-۱. تعریف حمله</w:t>
-      </w:r>
-    </w:p>
-    <w:p>
-      <w:pPr>
-        <w:spacing w:after="120"/>
-        <w:jc w:val="left"/>
-      </w:pPr>
-      <w:r>
-        <w:rPr>
-          <w:rtl/>
-        </w:rPr>
-        <w:t>DoS تلاش برای کاهش دسترس‌پذیری سرویس یا اپ است. در API، مصرف نامحدود CPU، Memory، Storage، Bandwidth، پیامک یا سرویس‌های پولی می‌تواند علاوه بر اختلال، هزینه مالی ایجاد کند.</w:t>
-      </w:r>
-    </w:p>
-    <w:p>
-      <w:pPr>
-        <w:pStyle w:val="Heading2"/>
-        <w:jc w:val="left"/>
-        <w:rPr>
-          <w:rFonts w:cs="B Nazanin"/>
-        </w:rPr>
-      </w:pPr>
-      <w:r>
-        <w:rPr>
-          <w:rFonts w:cs="B Nazanin"/>
-          <w:color w:val="1F4E78"/>
-          <w:rtl/>
-        </w:rPr>
-        <w:t>۱۷-۲. نحوه وقوع و منطق فنی</w:t>
-      </w:r>
-    </w:p>
-    <w:p>
-      <w:pPr>
-        <w:spacing w:after="120"/>
-        <w:jc w:val="left"/>
-      </w:pPr>
-      <w:r>
-        <w:rPr>
-          <w:rtl/>
-        </w:rPr>
-        <w:t>مهاجم درخواست‌های پرتعداد یا پرهزینه، Upload بزرگ، Query با limit بسیار زیاد، تولید گزارش، OTP یا پردازش تصویر را تکرار می‌کند. نبود Quota، Timeout و محدودیت منابع باعث اشباع می‌شود.</w:t>
-      </w:r>
-    </w:p>
-    <w:p>
-      <w:pPr>
-        <w:pStyle w:val="Heading2"/>
-        <w:jc w:val="left"/>
-        <w:rPr>
-          <w:rFonts w:cs="B Nazanin"/>
-        </w:rPr>
-      </w:pPr>
-      <w:r>
-        <w:rPr>
-          <w:rFonts w:cs="B Nazanin"/>
-          <w:color w:val="1F4E78"/>
-          <w:rtl/>
-        </w:rPr>
-        <w:t>۱۷-۳. سناریوی مفهومی</w:t>
-      </w:r>
-    </w:p>
-    <w:p>
-      <w:pPr>
-        <w:spacing w:after="120"/>
-        <w:jc w:val="left"/>
-      </w:pPr>
-      <w:r>
-        <w:rPr>
-          <w:rtl/>
-        </w:rPr>
-        <w:t>Endpoint ارسال OTP بدون محدودیت بارها فراخوانی می‌شود یا درخواست گزارش با بازه بسیار بزرگ منابع Server را مصرف می‌کند.</w:t>
-      </w:r>
-    </w:p>
-    <w:p>
-      <w:pPr>
-        <w:pStyle w:val="Heading2"/>
-        <w:jc w:val="left"/>
-        <w:rPr>
-          <w:rFonts w:cs="B Nazanin"/>
-        </w:rPr>
-      </w:pPr>
-      <w:r>
-        <w:rPr>
-          <w:rFonts w:cs="B Nazanin"/>
-          <w:color w:val="1F4E78"/>
-          <w:rtl/>
-        </w:rPr>
-        <w:t>۱۷-۴. پیش‌شرط‌های موفقیت</w:t>
+        <w:t>Monitoring و Autoscaling کنترل‌شده</w:t>
       </w:r>
     </w:p>
     <w:p>
@@ -11594,55 +11630,7 @@
         <w:rPr>
           <w:rtl/>
         </w:rPr>
-        <w:t>Endpoint پرهزینه یا قابل تکرار</w:t>
-      </w:r>
-    </w:p>
-    <w:p>
-      <w:pPr>
-        <w:pStyle w:val="ListBullet"/>
-        <w:numPr>
-          <w:ilvl w:val="0"/>
-          <w:numId w:val="0"/>
-        </w:numPr>
-        <w:jc w:val="left"/>
-      </w:pPr>
-      <w:r>
-        <w:rPr>
-          <w:rtl/>
-        </w:rPr>
-        <w:t>نبود Rate Limit/Quota</w:t>
-      </w:r>
-    </w:p>
-    <w:p>
-      <w:pPr>
-        <w:pStyle w:val="ListBullet"/>
-        <w:numPr>
-          <w:ilvl w:val="0"/>
-          <w:numId w:val="0"/>
-        </w:numPr>
-        <w:jc w:val="left"/>
-      </w:pPr>
-      <w:r>
-        <w:rPr>
-          <w:rtl/>
-        </w:rPr>
-        <w:t>عدم محدودیت اندازه و پیچیدگی ورودی</w:t>
-      </w:r>
-    </w:p>
-    <w:p>
-      <w:pPr>
-        <w:pStyle w:val="ListBullet"/>
-        <w:numPr>
-          <w:ilvl w:val="0"/>
-          <w:numId w:val="0"/>
-        </w:numPr>
-        <w:jc w:val="left"/>
-      </w:pPr>
-      <w:r>
-        <w:rPr>
-          <w:rtl/>
-        </w:rPr>
-        <w:t>نبود Timeout و Circuit Breaker</w:t>
+        <w:t>تأیید کاربر برای عملیات هزینه‌زا</w:t>
       </w:r>
     </w:p>
     <w:p>
@@ -11659,283 +11647,24 @@
           <w:color w:val="1F4E78"/>
           <w:rtl/>
         </w:rPr>
-        <w:t>۱۷-۵. پیامدهای امنیتی</w:t>
-      </w:r>
-    </w:p>
-    <w:p>
-      <w:pPr>
-        <w:pStyle w:val="ListBullet"/>
-        <w:numPr>
-          <w:ilvl w:val="0"/>
-          <w:numId w:val="0"/>
-        </w:numPr>
-        <w:jc w:val="left"/>
-      </w:pPr>
-      <w:r>
-        <w:rPr>
-          <w:rtl/>
-        </w:rPr>
-        <w:t>اختلال سرویس</w:t>
-      </w:r>
-    </w:p>
-    <w:p>
-      <w:pPr>
-        <w:pStyle w:val="ListBullet"/>
-        <w:numPr>
-          <w:ilvl w:val="0"/>
-          <w:numId w:val="0"/>
-        </w:numPr>
-        <w:jc w:val="left"/>
-      </w:pPr>
-      <w:r>
-        <w:rPr>
-          <w:rtl/>
-        </w:rPr>
-        <w:t>افزایش هزینه Cloud/SMS/Email</w:t>
-      </w:r>
-    </w:p>
-    <w:p>
-      <w:pPr>
-        <w:pStyle w:val="ListBullet"/>
-        <w:numPr>
-          <w:ilvl w:val="0"/>
-          <w:numId w:val="0"/>
-        </w:numPr>
-        <w:jc w:val="left"/>
-      </w:pPr>
-      <w:r>
-        <w:rPr>
-          <w:rtl/>
-        </w:rPr>
-        <w:t>تأخیر برای کاربران واقعی</w:t>
-      </w:r>
-    </w:p>
-    <w:p>
-      <w:pPr>
-        <w:pStyle w:val="ListBullet"/>
-        <w:numPr>
-          <w:ilvl w:val="0"/>
-          <w:numId w:val="0"/>
-        </w:numPr>
-        <w:jc w:val="left"/>
-      </w:pPr>
-      <w:r>
-        <w:rPr>
-          <w:rtl/>
-        </w:rPr>
-        <w:t>Crash یا Battery Drain در Client</w:t>
-      </w:r>
-    </w:p>
-    <w:p>
-      <w:pPr>
-        <w:pStyle w:val="Heading2"/>
-        <w:jc w:val="left"/>
-        <w:rPr>
-          <w:rFonts w:cs="B Nazanin"/>
-        </w:rPr>
-      </w:pPr>
+        <w:lastRenderedPageBreak/>
+        <w:t>۱</w:t>
+      </w:r>
       <w:r>
         <w:rPr>
           <w:rFonts w:cs="B Nazanin"/>
           <w:color w:val="1F4E78"/>
           <w:rtl/>
         </w:rPr>
-        <w:t>۱۷-۶. نشانه‌ها و روش شناسایی</w:t>
-      </w:r>
-    </w:p>
-    <w:p>
-      <w:pPr>
-        <w:pStyle w:val="ListBullet"/>
-        <w:numPr>
-          <w:ilvl w:val="0"/>
-          <w:numId w:val="0"/>
-        </w:numPr>
-        <w:jc w:val="left"/>
-      </w:pPr>
-      <w:r>
-        <w:rPr>
-          <w:rtl/>
-        </w:rPr>
-        <w:t>افزایش غیرعادی نرخ و Latency</w:t>
-      </w:r>
-    </w:p>
-    <w:p>
-      <w:pPr>
-        <w:pStyle w:val="ListBullet"/>
-        <w:numPr>
-          <w:ilvl w:val="0"/>
-          <w:numId w:val="0"/>
-        </w:numPr>
-        <w:jc w:val="left"/>
-      </w:pPr>
-      <w:r>
-        <w:rPr>
-          <w:rtl/>
-        </w:rPr>
-        <w:t>مصرف CPU/Memory/Bandwidth</w:t>
-      </w:r>
-    </w:p>
-    <w:p>
-      <w:pPr>
-        <w:pStyle w:val="ListBullet"/>
-        <w:numPr>
-          <w:ilvl w:val="0"/>
-          <w:numId w:val="0"/>
-        </w:numPr>
-        <w:jc w:val="left"/>
-      </w:pPr>
-      <w:r>
-        <w:rPr>
-          <w:rtl/>
-        </w:rPr>
-        <w:t>صف‌های طولانی و خطاهای Timeout</w:t>
-      </w:r>
-    </w:p>
-    <w:p>
-      <w:pPr>
-        <w:pStyle w:val="ListBullet"/>
-        <w:numPr>
-          <w:ilvl w:val="0"/>
-          <w:numId w:val="0"/>
-        </w:numPr>
-        <w:jc w:val="left"/>
-      </w:pPr>
-      <w:r>
-        <w:rPr>
-          <w:rtl/>
-        </w:rPr>
-        <w:t>الگوهای تکراری روی Endpointهای گران</w:t>
-      </w:r>
-    </w:p>
-    <w:p>
-      <w:pPr>
-        <w:pStyle w:val="Heading2"/>
-        <w:jc w:val="left"/>
-        <w:rPr>
-          <w:rFonts w:cs="B Nazanin"/>
-        </w:rPr>
-      </w:pPr>
+        <w:t>۵</w:t>
+      </w:r>
       <w:r>
         <w:rPr>
           <w:rFonts w:cs="B Nazanin"/>
           <w:color w:val="1F4E78"/>
           <w:rtl/>
         </w:rPr>
-        <w:t>۱۷-۷. راهکارهای پیشگیری و اصلاح</w:t>
-      </w:r>
-    </w:p>
-    <w:p>
-      <w:pPr>
-        <w:pStyle w:val="ListBullet"/>
-        <w:numPr>
-          <w:ilvl w:val="0"/>
-          <w:numId w:val="0"/>
-        </w:numPr>
-        <w:jc w:val="left"/>
-      </w:pPr>
-      <w:r>
-        <w:rPr>
-          <w:rtl/>
-        </w:rPr>
-        <w:t>Quota و Rate Limit متناسب با عملیات</w:t>
-      </w:r>
-    </w:p>
-    <w:p>
-      <w:pPr>
-        <w:pStyle w:val="ListBullet"/>
-        <w:numPr>
-          <w:ilvl w:val="0"/>
-          <w:numId w:val="0"/>
-        </w:numPr>
-        <w:jc w:val="left"/>
-      </w:pPr>
-      <w:r>
-        <w:rPr>
-          <w:rtl/>
-        </w:rPr>
-        <w:t>محدودیت اندازه، Page Size و Complexity</w:t>
-      </w:r>
-    </w:p>
-    <w:p>
-      <w:pPr>
-        <w:pStyle w:val="ListBullet"/>
-        <w:numPr>
-          <w:ilvl w:val="0"/>
-          <w:numId w:val="0"/>
-        </w:numPr>
-        <w:jc w:val="left"/>
-      </w:pPr>
-      <w:r>
-        <w:rPr>
-          <w:rtl/>
-        </w:rPr>
-        <w:t>Timeout، Cancellation و Circuit Breaker</w:t>
-      </w:r>
-    </w:p>
-    <w:p>
-      <w:pPr>
-        <w:pStyle w:val="ListBullet"/>
-        <w:numPr>
-          <w:ilvl w:val="0"/>
-          <w:numId w:val="0"/>
-        </w:numPr>
-        <w:jc w:val="left"/>
-      </w:pPr>
-      <w:r>
-        <w:rPr>
-          <w:rtl/>
-        </w:rPr>
-        <w:t>Cache و صف‌بندی امن</w:t>
-      </w:r>
-    </w:p>
-    <w:p>
-      <w:pPr>
-        <w:pStyle w:val="ListBullet"/>
-        <w:numPr>
-          <w:ilvl w:val="0"/>
-          <w:numId w:val="0"/>
-        </w:numPr>
-        <w:jc w:val="left"/>
-      </w:pPr>
-      <w:r>
-        <w:rPr>
-          <w:rtl/>
-        </w:rPr>
-        <w:t>Monitoring و Autoscaling کنترل‌شده</w:t>
-      </w:r>
-    </w:p>
-    <w:p>
-      <w:pPr>
-        <w:pStyle w:val="ListBullet"/>
-        <w:numPr>
-          <w:ilvl w:val="0"/>
-          <w:numId w:val="0"/>
-        </w:numPr>
-        <w:jc w:val="left"/>
-      </w:pPr>
-      <w:r>
-        <w:rPr>
-          <w:rtl/>
-        </w:rPr>
-        <w:t>تأیید کاربر برای عملیات هزینه‌زا</w:t>
-      </w:r>
-    </w:p>
-    <w:p>
-      <w:pPr>
-        <w:pStyle w:val="Heading2"/>
-        <w:jc w:val="left"/>
-        <w:rPr>
-          <w:rFonts w:cs="B Nazanin"/>
-        </w:rPr>
-      </w:pPr>
-      <w:r>
-        <w:rPr>
-          <w:rFonts w:cs="B Nazanin"/>
-          <w:color w:val="1F4E78"/>
-          <w:rtl/>
-        </w:rPr>
-        <w:lastRenderedPageBreak/>
-        <w:t>۱۷-۸. نگاشت OWASP و وضعیت در DIVA</w:t>
+        <w:t>-۸. نگاشت OWASP و وضعیت در DIVA</w:t>
       </w:r>
     </w:p>
     <w:tbl>
@@ -12181,7 +11910,23 @@
           <w:rtl/>
         </w:rPr>
         <w:lastRenderedPageBreak/>
-        <w:t xml:space="preserve">۱۸. جدول جمع‌بندی </w:t>
+        <w:t>۱</w:t>
+      </w:r>
+      <w:r>
+        <w:rPr>
+          <w:rFonts w:cs="B Nazanin"/>
+          <w:color w:val="1F4E78"/>
+          <w:rtl/>
+        </w:rPr>
+        <w:t>۶</w:t>
+      </w:r>
+      <w:r>
+        <w:rPr>
+          <w:rFonts w:cs="B Nazanin"/>
+          <w:color w:val="17365D"/>
+          <w:rtl/>
+        </w:rPr>
+        <w:t xml:space="preserve">. جدول جمع‌بندی </w:t>
       </w:r>
     </w:p>
     <w:tbl>
@@ -13165,7 +12910,23 @@
           <w:color w:val="17365D"/>
           <w:rtl/>
         </w:rPr>
-        <w:t>۱۹. نمونه‌های قابل نمایش در DIVA</w:t>
+        <w:t>۱</w:t>
+      </w:r>
+      <w:r>
+        <w:rPr>
+          <w:rFonts w:cs="B Nazanin"/>
+          <w:color w:val="17365D"/>
+          <w:rtl/>
+        </w:rPr>
+        <w:t>۷</w:t>
+      </w:r>
+      <w:r>
+        <w:rPr>
+          <w:rFonts w:cs="B Nazanin"/>
+          <w:color w:val="17365D"/>
+          <w:rtl/>
+        </w:rPr>
+        <w:t>. نمونه‌های قابل نمایش در DIVA</w:t>
       </w:r>
     </w:p>
     <w:p>
@@ -13649,7 +13410,23 @@
           <w:rtl/>
         </w:rPr>
         <w:lastRenderedPageBreak/>
-        <w:t>۱۹-۱. مثال کوتاه SQL Injection در DIVA</w:t>
+        <w:t>۱</w:t>
+      </w:r>
+      <w:r>
+        <w:rPr>
+          <w:rFonts w:cs="B Nazanin"/>
+          <w:color w:val="1F4E78"/>
+          <w:rtl/>
+        </w:rPr>
+        <w:t>۷</w:t>
+      </w:r>
+      <w:r>
+        <w:rPr>
+          <w:rFonts w:cs="B Nazanin"/>
+          <w:color w:val="1F4E78"/>
+          <w:rtl/>
+        </w:rPr>
+        <w:t>-۱. مثال کوتاه SQL Injection در DIVA</w:t>
       </w:r>
     </w:p>
     <w:p>
@@ -13694,7 +13471,23 @@
           <w:color w:val="1F4E78"/>
           <w:rtl/>
         </w:rPr>
-        <w:t>۱۹-۲. مثال کوتاه Content Provider</w:t>
+        <w:t>۱</w:t>
+      </w:r>
+      <w:r>
+        <w:rPr>
+          <w:rFonts w:cs="B Nazanin"/>
+          <w:color w:val="1F4E78"/>
+          <w:rtl/>
+        </w:rPr>
+        <w:t>۷</w:t>
+      </w:r>
+      <w:r>
+        <w:rPr>
+          <w:rFonts w:cs="B Nazanin"/>
+          <w:color w:val="1F4E78"/>
+          <w:rtl/>
+        </w:rPr>
+        <w:t>-۲. مثال کوتاه Content Provider</w:t>
       </w:r>
     </w:p>
     <w:p>
@@ -13723,7 +13516,23 @@
           <w:color w:val="1F4E78"/>
           <w:rtl/>
         </w:rPr>
-        <w:t>۱۹-۳. مثال کوتاه Access Control</w:t>
+        <w:t>۱</w:t>
+      </w:r>
+      <w:r>
+        <w:rPr>
+          <w:rFonts w:cs="B Nazanin"/>
+          <w:color w:val="1F4E78"/>
+          <w:rtl/>
+        </w:rPr>
+        <w:t>۷</w:t>
+      </w:r>
+      <w:r>
+        <w:rPr>
+          <w:rFonts w:cs="B Nazanin"/>
+          <w:color w:val="1F4E78"/>
+          <w:rtl/>
+        </w:rPr>
+        <w:t>-۳. مثال کوتاه Access Control</w:t>
       </w:r>
     </w:p>
     <w:p>
@@ -13855,7 +13664,15 @@
           <w:rtl/>
         </w:rPr>
         <w:lastRenderedPageBreak/>
-        <w:t>۲۰. قالب تحلیل و گزارش هر حمله</w:t>
+        <w:t xml:space="preserve">۱۸. </w:t>
+      </w:r>
+      <w:r>
+        <w:rPr>
+          <w:rFonts w:cs="B Nazanin"/>
+          <w:color w:val="17365D"/>
+          <w:rtl/>
+        </w:rPr>
+        <w:t>. قالب تحلیل و گزارش هر حمله</w:t>
       </w:r>
     </w:p>
     <w:tbl>
@@ -14616,7 +14433,7 @@
         <v:path o:extrusionok="f" gradientshapeok="t" o:connecttype="rect"/>
         <o:lock v:ext="edit" aspectratio="t"/>
       </v:shapetype>
-      <v:shape id="_x0000_i1025" type="#_x0000_t75" style="width:11.4pt;height:11.4pt" o:bullet="t">
+      <v:shape id="_x0000_i1025" type="#_x0000_t75" style="width:11.25pt;height:11.25pt" o:bullet="t">
         <v:imagedata r:id="rId1" o:title="msoF736"/>
       </v:shape>
     </w:pict>
@@ -14774,7 +14591,7 @@
   <w:abstractNum w:abstractNumId="8" w15:restartNumberingAfterBreak="0">
     <w:nsid w:val="FFFFFF89"/>
     <w:multiLevelType w:val="singleLevel"/>
-    <w:tmpl w:val="29761A62"/>
+    <w:tmpl w:val="8AB6E748"/>
     <w:lvl w:ilvl="0">
       <w:start w:val="1"/>
       <w:numFmt w:val="bullet"/>
